--- a/docs/developpement/phases/word/PHASE_16_CLICK_COLLECT_MOTEUR_DE_PRIX_ET_CATALOGUE.docx
+++ b/docs/developpement/phases/word/PHASE_16_CLICK_COLLECT_MOTEUR_DE_PRIX_ET_CATALOGUE.docx
@@ -20,7 +20,7 @@
       <w:r>
         <w:t xml:space="preserve">FlaiX Expert · dossier de développement · généré le 2026-10-04 depuis le dépôt </w:t>
       </w:r>
-      <w:hyperlink w:history="1" r:id="rIdlhjnmbpavh3mhdynirbxr">
+      <w:hyperlink w:history="1" r:id="rId--m8i8ihu4pso9m3dy-a9">
         <w:r>
           <w:rPr>
             <w:rStyle w:val="Hyperlink"/>
@@ -625,7 +625,7 @@
           <w:numId w:val="2"/>
         </w:numPr>
       </w:pPr>
-      <w:hyperlink w:history="1" r:id="rIdpb9t3itep-jxgweb3dspz">
+      <w:hyperlink w:history="1" r:id="rId9hpazy6phwjrnkcie_fb7">
         <w:r>
           <w:rPr>
             <w:rStyle w:val="Hyperlink"/>
@@ -645,7 +645,7 @@
           <w:numId w:val="2"/>
         </w:numPr>
       </w:pPr>
-      <w:hyperlink w:history="1" r:id="rIdkbecubsnlusj8fo_iz96h">
+      <w:hyperlink w:history="1" r:id="rId61g01xdpur1zj_dcdcl1o">
         <w:r>
           <w:rPr>
             <w:rStyle w:val="Hyperlink"/>
@@ -665,7 +665,7 @@
           <w:numId w:val="2"/>
         </w:numPr>
       </w:pPr>
-      <w:hyperlink w:history="1" r:id="rId435eajep9mdgpsi4rxlpi">
+      <w:hyperlink w:history="1" r:id="rIdwofci1pdsfum2o0jq6kll">
         <w:r>
           <w:rPr>
             <w:rStyle w:val="Hyperlink"/>
@@ -685,7 +685,7 @@
           <w:numId w:val="2"/>
         </w:numPr>
       </w:pPr>
-      <w:hyperlink w:history="1" r:id="rIdljo9g4yy3q2gji7hbj5tm">
+      <w:hyperlink w:history="1" r:id="rIdu5qjymuyhjgy0mm6l9mv8">
         <w:r>
           <w:rPr>
             <w:rStyle w:val="Hyperlink"/>
@@ -733,7 +733,7 @@
       <w:r>
         <w:t xml:space="preserve"> — créé — </w:t>
       </w:r>
-      <w:hyperlink w:history="1" r:id="rIdjenyqvvxa_5kwfgzxd1jn">
+      <w:hyperlink w:history="1" r:id="rIdfptc5nicipmwcgenia2sg">
         <w:r>
           <w:rPr>
             <w:rStyle w:val="Hyperlink"/>
@@ -770,7 +770,7 @@
       <w:r>
         <w:t xml:space="preserve"> — créé — </w:t>
       </w:r>
-      <w:hyperlink w:history="1" r:id="rId2wjygfdzanqwxvugxndpq">
+      <w:hyperlink w:history="1" r:id="rIds59d7igb5-ikquomq0tfi">
         <w:r>
           <w:rPr>
             <w:rStyle w:val="Hyperlink"/>
@@ -799,7 +799,7 @@
       <w:r>
         <w:t xml:space="preserve"> — créé — </w:t>
       </w:r>
-      <w:hyperlink w:history="1" r:id="rIdl4fzk4wpgf-jvo7dp0eoi">
+      <w:hyperlink w:history="1" r:id="rIdqdut5pom8yok-n7sgu6du">
         <w:r>
           <w:rPr>
             <w:rStyle w:val="Hyperlink"/>
@@ -836,7 +836,7 @@
       <w:r>
         <w:t xml:space="preserve"> — créé — </w:t>
       </w:r>
-      <w:hyperlink w:history="1" r:id="rId0cloaskfrlsrwj17yrhht">
+      <w:hyperlink w:history="1" r:id="rIdoekbctj8ec9xm6nlq3ef2">
         <w:r>
           <w:rPr>
             <w:rStyle w:val="Hyperlink"/>
@@ -865,7 +865,7 @@
       <w:r>
         <w:t xml:space="preserve"> — modifié — </w:t>
       </w:r>
-      <w:hyperlink w:history="1" r:id="rId3q1-iznzcvdihamycpd0-">
+      <w:hyperlink w:history="1" r:id="rIdqzaqe7wi8lrqebj0dlaac">
         <w:r>
           <w:rPr>
             <w:rStyle w:val="Hyperlink"/>
@@ -894,7 +894,7 @@
       <w:r>
         <w:t xml:space="preserve"> — modifié — </w:t>
       </w:r>
-      <w:hyperlink w:history="1" r:id="rIdcbe6qhj3nw3y8ttprqlva">
+      <w:hyperlink w:history="1" r:id="rIdphh1g_iaxs2wihx8cb8bi">
         <w:r>
           <w:rPr>
             <w:rStyle w:val="Hyperlink"/>
@@ -931,7 +931,7 @@
       <w:r>
         <w:t xml:space="preserve"> — créé — </w:t>
       </w:r>
-      <w:hyperlink w:history="1" r:id="rId08nq6e7orrpr6edghznf9">
+      <w:hyperlink w:history="1" r:id="rIdstugtym942czcda2pxx57">
         <w:r>
           <w:rPr>
             <w:rStyle w:val="Hyperlink"/>
@@ -960,7 +960,7 @@
       <w:r>
         <w:t xml:space="preserve"> — modifié — </w:t>
       </w:r>
-      <w:hyperlink w:history="1" r:id="rId2zzp5dlj6o2fkiyuf6ifr">
+      <w:hyperlink w:history="1" r:id="rIdm4d-n-bcbmdq_dkgdo77s">
         <w:r>
           <w:rPr>
             <w:rStyle w:val="Hyperlink"/>
@@ -997,7 +997,7 @@
       <w:r>
         <w:t xml:space="preserve"> — modifié — </w:t>
       </w:r>
-      <w:hyperlink w:history="1" r:id="rIdlcpbzptz4ghax5hrlmbrc">
+      <w:hyperlink w:history="1" r:id="rIdalvosbfafghwoha6drbkw">
         <w:r>
           <w:rPr>
             <w:rStyle w:val="Hyperlink"/>
@@ -1026,7 +1026,7 @@
       <w:r>
         <w:t xml:space="preserve"> — créé — </w:t>
       </w:r>
-      <w:hyperlink w:history="1" r:id="rIddzqaxv4zy4ogro5rdghkx">
+      <w:hyperlink w:history="1" r:id="rId69vlb3xpo659xx1luzkse">
         <w:r>
           <w:rPr>
             <w:rStyle w:val="Hyperlink"/>
@@ -1055,7 +1055,7 @@
       <w:r>
         <w:t xml:space="preserve"> — modifié — </w:t>
       </w:r>
-      <w:hyperlink w:history="1" r:id="rIdi_yjv5y0yroph14olfiot">
+      <w:hyperlink w:history="1" r:id="rIdmu7g1dylhqpd93sjocdxh">
         <w:r>
           <w:rPr>
             <w:rStyle w:val="Hyperlink"/>
@@ -1092,7 +1092,7 @@
       <w:r>
         <w:t xml:space="preserve"> — modifié — </w:t>
       </w:r>
-      <w:hyperlink w:history="1" r:id="rIdjkojcpql9tfzogkmniqis">
+      <w:hyperlink w:history="1" r:id="rIdweeoix0z_t7oeilhlu37l">
         <w:r>
           <w:rPr>
             <w:rStyle w:val="Hyperlink"/>
@@ -1121,7 +1121,7 @@
       <w:r>
         <w:t xml:space="preserve"> — modifié — </w:t>
       </w:r>
-      <w:hyperlink w:history="1" r:id="rIdafoc7tmeq3jesn6-l2i9z">
+      <w:hyperlink w:history="1" r:id="rId2tz_kwdyokuwnswemhiyq">
         <w:r>
           <w:rPr>
             <w:rStyle w:val="Hyperlink"/>

--- a/docs/developpement/phases/word/PHASE_16_CLICK_COLLECT_MOTEUR_DE_PRIX_ET_CATALOGUE.docx
+++ b/docs/developpement/phases/word/PHASE_16_CLICK_COLLECT_MOTEUR_DE_PRIX_ET_CATALOGUE.docx
@@ -20,7 +20,7 @@
       <w:r>
         <w:t xml:space="preserve">FlaiX Expert · dossier de développement · généré le 2026-10-04 depuis le dépôt </w:t>
       </w:r>
-      <w:hyperlink w:history="1" r:id="rId--m8i8ihu4pso9m3dy-a9">
+      <w:hyperlink w:history="1" r:id="rIdqdb8afz2md90eon_1gizp">
         <w:r>
           <w:rPr>
             <w:rStyle w:val="Hyperlink"/>
@@ -625,7 +625,7 @@
           <w:numId w:val="2"/>
         </w:numPr>
       </w:pPr>
-      <w:hyperlink w:history="1" r:id="rId9hpazy6phwjrnkcie_fb7">
+      <w:hyperlink w:history="1" r:id="rIdo9n9jzo_coefc9ch4r4i2">
         <w:r>
           <w:rPr>
             <w:rStyle w:val="Hyperlink"/>
@@ -645,7 +645,7 @@
           <w:numId w:val="2"/>
         </w:numPr>
       </w:pPr>
-      <w:hyperlink w:history="1" r:id="rId61g01xdpur1zj_dcdcl1o">
+      <w:hyperlink w:history="1" r:id="rIdnpl9lfqwcme14yyprpg70">
         <w:r>
           <w:rPr>
             <w:rStyle w:val="Hyperlink"/>
@@ -665,7 +665,7 @@
           <w:numId w:val="2"/>
         </w:numPr>
       </w:pPr>
-      <w:hyperlink w:history="1" r:id="rIdwofci1pdsfum2o0jq6kll">
+      <w:hyperlink w:history="1" r:id="rIdjds5uyhxs8jynoqiz-ojj">
         <w:r>
           <w:rPr>
             <w:rStyle w:val="Hyperlink"/>
@@ -685,7 +685,7 @@
           <w:numId w:val="2"/>
         </w:numPr>
       </w:pPr>
-      <w:hyperlink w:history="1" r:id="rIdu5qjymuyhjgy0mm6l9mv8">
+      <w:hyperlink w:history="1" r:id="rIdypz1sleqrw7-tjls04jar">
         <w:r>
           <w:rPr>
             <w:rStyle w:val="Hyperlink"/>
@@ -733,7 +733,7 @@
       <w:r>
         <w:t xml:space="preserve"> — créé — </w:t>
       </w:r>
-      <w:hyperlink w:history="1" r:id="rIdfptc5nicipmwcgenia2sg">
+      <w:hyperlink w:history="1" r:id="rId5wggtferfpk7q22wntt52">
         <w:r>
           <w:rPr>
             <w:rStyle w:val="Hyperlink"/>
@@ -770,7 +770,7 @@
       <w:r>
         <w:t xml:space="preserve"> — créé — </w:t>
       </w:r>
-      <w:hyperlink w:history="1" r:id="rIds59d7igb5-ikquomq0tfi">
+      <w:hyperlink w:history="1" r:id="rIdvshbjpqnypzmtm4bp3xnt">
         <w:r>
           <w:rPr>
             <w:rStyle w:val="Hyperlink"/>
@@ -799,7 +799,7 @@
       <w:r>
         <w:t xml:space="preserve"> — créé — </w:t>
       </w:r>
-      <w:hyperlink w:history="1" r:id="rIdqdut5pom8yok-n7sgu6du">
+      <w:hyperlink w:history="1" r:id="rIdehhkp8cobx1cnkxjfwp_c">
         <w:r>
           <w:rPr>
             <w:rStyle w:val="Hyperlink"/>
@@ -836,7 +836,7 @@
       <w:r>
         <w:t xml:space="preserve"> — créé — </w:t>
       </w:r>
-      <w:hyperlink w:history="1" r:id="rIdoekbctj8ec9xm6nlq3ef2">
+      <w:hyperlink w:history="1" r:id="rIdxlqglyx5iaiaxvyeux7w1">
         <w:r>
           <w:rPr>
             <w:rStyle w:val="Hyperlink"/>
@@ -865,7 +865,7 @@
       <w:r>
         <w:t xml:space="preserve"> — modifié — </w:t>
       </w:r>
-      <w:hyperlink w:history="1" r:id="rIdqzaqe7wi8lrqebj0dlaac">
+      <w:hyperlink w:history="1" r:id="rIdw_zsv-3quhgkht52uowwm">
         <w:r>
           <w:rPr>
             <w:rStyle w:val="Hyperlink"/>
@@ -894,7 +894,7 @@
       <w:r>
         <w:t xml:space="preserve"> — modifié — </w:t>
       </w:r>
-      <w:hyperlink w:history="1" r:id="rIdphh1g_iaxs2wihx8cb8bi">
+      <w:hyperlink w:history="1" r:id="rId_hsz_8aht2q6ti_nljpsi">
         <w:r>
           <w:rPr>
             <w:rStyle w:val="Hyperlink"/>
@@ -931,7 +931,7 @@
       <w:r>
         <w:t xml:space="preserve"> — créé — </w:t>
       </w:r>
-      <w:hyperlink w:history="1" r:id="rIdstugtym942czcda2pxx57">
+      <w:hyperlink w:history="1" r:id="rIdf0rndvxzagitllleyjjqf">
         <w:r>
           <w:rPr>
             <w:rStyle w:val="Hyperlink"/>
@@ -960,7 +960,7 @@
       <w:r>
         <w:t xml:space="preserve"> — modifié — </w:t>
       </w:r>
-      <w:hyperlink w:history="1" r:id="rIdm4d-n-bcbmdq_dkgdo77s">
+      <w:hyperlink w:history="1" r:id="rIdrrcdausx-mzl4w5ce0mz4">
         <w:r>
           <w:rPr>
             <w:rStyle w:val="Hyperlink"/>
@@ -997,7 +997,7 @@
       <w:r>
         <w:t xml:space="preserve"> — modifié — </w:t>
       </w:r>
-      <w:hyperlink w:history="1" r:id="rIdalvosbfafghwoha6drbkw">
+      <w:hyperlink w:history="1" r:id="rIdpghbqwxn2soupbx-xheaq">
         <w:r>
           <w:rPr>
             <w:rStyle w:val="Hyperlink"/>
@@ -1026,7 +1026,7 @@
       <w:r>
         <w:t xml:space="preserve"> — créé — </w:t>
       </w:r>
-      <w:hyperlink w:history="1" r:id="rId69vlb3xpo659xx1luzkse">
+      <w:hyperlink w:history="1" r:id="rIdl9oxgutm2bide4hqpx4is">
         <w:r>
           <w:rPr>
             <w:rStyle w:val="Hyperlink"/>
@@ -1055,7 +1055,7 @@
       <w:r>
         <w:t xml:space="preserve"> — modifié — </w:t>
       </w:r>
-      <w:hyperlink w:history="1" r:id="rIdmu7g1dylhqpd93sjocdxh">
+      <w:hyperlink w:history="1" r:id="rIdea3a7rqdlw3mrj06ylbru">
         <w:r>
           <w:rPr>
             <w:rStyle w:val="Hyperlink"/>
@@ -1092,7 +1092,7 @@
       <w:r>
         <w:t xml:space="preserve"> — modifié — </w:t>
       </w:r>
-      <w:hyperlink w:history="1" r:id="rIdweeoix0z_t7oeilhlu37l">
+      <w:hyperlink w:history="1" r:id="rIdut-7njjmg6c0g9pul9qms">
         <w:r>
           <w:rPr>
             <w:rStyle w:val="Hyperlink"/>
@@ -1121,7 +1121,7 @@
       <w:r>
         <w:t xml:space="preserve"> — modifié — </w:t>
       </w:r>
-      <w:hyperlink w:history="1" r:id="rId2tz_kwdyokuwnswemhiyq">
+      <w:hyperlink w:history="1" r:id="rIdodecyr4rqhgikphx4e4ch">
         <w:r>
           <w:rPr>
             <w:rStyle w:val="Hyperlink"/>

--- a/docs/developpement/phases/word/PHASE_16_CLICK_COLLECT_MOTEUR_DE_PRIX_ET_CATALOGUE.docx
+++ b/docs/developpement/phases/word/PHASE_16_CLICK_COLLECT_MOTEUR_DE_PRIX_ET_CATALOGUE.docx
@@ -20,7 +20,7 @@
       <w:r>
         <w:t xml:space="preserve">FlaiX Expert · dossier de développement · généré le 2026-10-04 depuis le dépôt </w:t>
       </w:r>
-      <w:hyperlink w:history="1" r:id="rIdqdb8afz2md90eon_1gizp">
+      <w:hyperlink w:history="1" r:id="rIdsvuzndnjdpimidvhwbg-5">
         <w:r>
           <w:rPr>
             <w:rStyle w:val="Hyperlink"/>
@@ -625,7 +625,7 @@
           <w:numId w:val="2"/>
         </w:numPr>
       </w:pPr>
-      <w:hyperlink w:history="1" r:id="rIdo9n9jzo_coefc9ch4r4i2">
+      <w:hyperlink w:history="1" r:id="rIdrpwrj2aym8ceqydyrsj0f">
         <w:r>
           <w:rPr>
             <w:rStyle w:val="Hyperlink"/>
@@ -645,7 +645,7 @@
           <w:numId w:val="2"/>
         </w:numPr>
       </w:pPr>
-      <w:hyperlink w:history="1" r:id="rIdnpl9lfqwcme14yyprpg70">
+      <w:hyperlink w:history="1" r:id="rIds_o7wkja4i-bep_pwsvai">
         <w:r>
           <w:rPr>
             <w:rStyle w:val="Hyperlink"/>
@@ -665,7 +665,7 @@
           <w:numId w:val="2"/>
         </w:numPr>
       </w:pPr>
-      <w:hyperlink w:history="1" r:id="rIdjds5uyhxs8jynoqiz-ojj">
+      <w:hyperlink w:history="1" r:id="rIdj0ol39zefgaxxbhy0k7yy">
         <w:r>
           <w:rPr>
             <w:rStyle w:val="Hyperlink"/>
@@ -685,7 +685,7 @@
           <w:numId w:val="2"/>
         </w:numPr>
       </w:pPr>
-      <w:hyperlink w:history="1" r:id="rIdypz1sleqrw7-tjls04jar">
+      <w:hyperlink w:history="1" r:id="rIdjbkxazsospq9q6yvjb9yr">
         <w:r>
           <w:rPr>
             <w:rStyle w:val="Hyperlink"/>
@@ -733,7 +733,7 @@
       <w:r>
         <w:t xml:space="preserve"> — créé — </w:t>
       </w:r>
-      <w:hyperlink w:history="1" r:id="rId5wggtferfpk7q22wntt52">
+      <w:hyperlink w:history="1" r:id="rIdnksxl0cjxs8mrsgnajhvu">
         <w:r>
           <w:rPr>
             <w:rStyle w:val="Hyperlink"/>
@@ -770,7 +770,7 @@
       <w:r>
         <w:t xml:space="preserve"> — créé — </w:t>
       </w:r>
-      <w:hyperlink w:history="1" r:id="rIdvshbjpqnypzmtm4bp3xnt">
+      <w:hyperlink w:history="1" r:id="rId1d5rcx_dnhdhzjmn6n8qm">
         <w:r>
           <w:rPr>
             <w:rStyle w:val="Hyperlink"/>
@@ -799,7 +799,7 @@
       <w:r>
         <w:t xml:space="preserve"> — créé — </w:t>
       </w:r>
-      <w:hyperlink w:history="1" r:id="rIdehhkp8cobx1cnkxjfwp_c">
+      <w:hyperlink w:history="1" r:id="rIdnsagbdjkkq-dwnp2vzw4c">
         <w:r>
           <w:rPr>
             <w:rStyle w:val="Hyperlink"/>
@@ -836,7 +836,7 @@
       <w:r>
         <w:t xml:space="preserve"> — créé — </w:t>
       </w:r>
-      <w:hyperlink w:history="1" r:id="rIdxlqglyx5iaiaxvyeux7w1">
+      <w:hyperlink w:history="1" r:id="rIdagwdaqqpmhoxam47iqv1m">
         <w:r>
           <w:rPr>
             <w:rStyle w:val="Hyperlink"/>
@@ -865,7 +865,7 @@
       <w:r>
         <w:t xml:space="preserve"> — modifié — </w:t>
       </w:r>
-      <w:hyperlink w:history="1" r:id="rIdw_zsv-3quhgkht52uowwm">
+      <w:hyperlink w:history="1" r:id="rId-safx9k26u0kthoxo7gem">
         <w:r>
           <w:rPr>
             <w:rStyle w:val="Hyperlink"/>
@@ -894,7 +894,7 @@
       <w:r>
         <w:t xml:space="preserve"> — modifié — </w:t>
       </w:r>
-      <w:hyperlink w:history="1" r:id="rId_hsz_8aht2q6ti_nljpsi">
+      <w:hyperlink w:history="1" r:id="rIdfm4wu3n6dt-itbmuruyzv">
         <w:r>
           <w:rPr>
             <w:rStyle w:val="Hyperlink"/>
@@ -931,7 +931,7 @@
       <w:r>
         <w:t xml:space="preserve"> — créé — </w:t>
       </w:r>
-      <w:hyperlink w:history="1" r:id="rIdf0rndvxzagitllleyjjqf">
+      <w:hyperlink w:history="1" r:id="rIdfpnj8ixcs_un8i3v5hhz4">
         <w:r>
           <w:rPr>
             <w:rStyle w:val="Hyperlink"/>
@@ -960,7 +960,7 @@
       <w:r>
         <w:t xml:space="preserve"> — modifié — </w:t>
       </w:r>
-      <w:hyperlink w:history="1" r:id="rIdrrcdausx-mzl4w5ce0mz4">
+      <w:hyperlink w:history="1" r:id="rIdqsryxg7egsciuymp8kv5l">
         <w:r>
           <w:rPr>
             <w:rStyle w:val="Hyperlink"/>
@@ -997,7 +997,7 @@
       <w:r>
         <w:t xml:space="preserve"> — modifié — </w:t>
       </w:r>
-      <w:hyperlink w:history="1" r:id="rIdpghbqwxn2soupbx-xheaq">
+      <w:hyperlink w:history="1" r:id="rIdx6b9hd8v65dxvueef10ig">
         <w:r>
           <w:rPr>
             <w:rStyle w:val="Hyperlink"/>
@@ -1026,7 +1026,7 @@
       <w:r>
         <w:t xml:space="preserve"> — créé — </w:t>
       </w:r>
-      <w:hyperlink w:history="1" r:id="rIdl9oxgutm2bide4hqpx4is">
+      <w:hyperlink w:history="1" r:id="rIdnzjv3osukjgny0oqw2pfb">
         <w:r>
           <w:rPr>
             <w:rStyle w:val="Hyperlink"/>
@@ -1055,7 +1055,7 @@
       <w:r>
         <w:t xml:space="preserve"> — modifié — </w:t>
       </w:r>
-      <w:hyperlink w:history="1" r:id="rIdea3a7rqdlw3mrj06ylbru">
+      <w:hyperlink w:history="1" r:id="rIddqso8w4sob6xksvnpu5hc">
         <w:r>
           <w:rPr>
             <w:rStyle w:val="Hyperlink"/>
@@ -1092,7 +1092,7 @@
       <w:r>
         <w:t xml:space="preserve"> — modifié — </w:t>
       </w:r>
-      <w:hyperlink w:history="1" r:id="rIdut-7njjmg6c0g9pul9qms">
+      <w:hyperlink w:history="1" r:id="rIdc8ts8bzk6fzvfj-nfc54k">
         <w:r>
           <w:rPr>
             <w:rStyle w:val="Hyperlink"/>
@@ -1121,7 +1121,7 @@
       <w:r>
         <w:t xml:space="preserve"> — modifié — </w:t>
       </w:r>
-      <w:hyperlink w:history="1" r:id="rIdodecyr4rqhgikphx4e4ch">
+      <w:hyperlink w:history="1" r:id="rIdhg3njnqtem9tfsg_1wyrz">
         <w:r>
           <w:rPr>
             <w:rStyle w:val="Hyperlink"/>

--- a/docs/developpement/phases/word/PHASE_16_CLICK_COLLECT_MOTEUR_DE_PRIX_ET_CATALOGUE.docx
+++ b/docs/developpement/phases/word/PHASE_16_CLICK_COLLECT_MOTEUR_DE_PRIX_ET_CATALOGUE.docx
@@ -20,7 +20,7 @@
       <w:r>
         <w:t xml:space="preserve">FlaiX Expert · dossier de développement · généré le 2026-10-04 depuis le dépôt </w:t>
       </w:r>
-      <w:hyperlink w:history="1" r:id="rIdsvuzndnjdpimidvhwbg-5">
+      <w:hyperlink w:history="1" r:id="rIdlq8-c3xeqtypo4p1o2-0a">
         <w:r>
           <w:rPr>
             <w:rStyle w:val="Hyperlink"/>
@@ -625,7 +625,7 @@
           <w:numId w:val="2"/>
         </w:numPr>
       </w:pPr>
-      <w:hyperlink w:history="1" r:id="rIdrpwrj2aym8ceqydyrsj0f">
+      <w:hyperlink w:history="1" r:id="rId9oobjxcoqwhbxhw4597j5">
         <w:r>
           <w:rPr>
             <w:rStyle w:val="Hyperlink"/>
@@ -645,7 +645,7 @@
           <w:numId w:val="2"/>
         </w:numPr>
       </w:pPr>
-      <w:hyperlink w:history="1" r:id="rIds_o7wkja4i-bep_pwsvai">
+      <w:hyperlink w:history="1" r:id="rIdhm4er_sgcj-naoj-vdr44">
         <w:r>
           <w:rPr>
             <w:rStyle w:val="Hyperlink"/>
@@ -665,7 +665,7 @@
           <w:numId w:val="2"/>
         </w:numPr>
       </w:pPr>
-      <w:hyperlink w:history="1" r:id="rIdj0ol39zefgaxxbhy0k7yy">
+      <w:hyperlink w:history="1" r:id="rIdcu25stgbfyahok1rbt19b">
         <w:r>
           <w:rPr>
             <w:rStyle w:val="Hyperlink"/>
@@ -685,7 +685,7 @@
           <w:numId w:val="2"/>
         </w:numPr>
       </w:pPr>
-      <w:hyperlink w:history="1" r:id="rIdjbkxazsospq9q6yvjb9yr">
+      <w:hyperlink w:history="1" r:id="rIdsjme5t3bivpvjhldhewfj">
         <w:r>
           <w:rPr>
             <w:rStyle w:val="Hyperlink"/>
@@ -733,7 +733,7 @@
       <w:r>
         <w:t xml:space="preserve"> — créé — </w:t>
       </w:r>
-      <w:hyperlink w:history="1" r:id="rIdnksxl0cjxs8mrsgnajhvu">
+      <w:hyperlink w:history="1" r:id="rIdnxafxewoly1rkgnzduig_">
         <w:r>
           <w:rPr>
             <w:rStyle w:val="Hyperlink"/>
@@ -770,7 +770,7 @@
       <w:r>
         <w:t xml:space="preserve"> — créé — </w:t>
       </w:r>
-      <w:hyperlink w:history="1" r:id="rId1d5rcx_dnhdhzjmn6n8qm">
+      <w:hyperlink w:history="1" r:id="rIdlldre0-_kceaihhnmw2gk">
         <w:r>
           <w:rPr>
             <w:rStyle w:val="Hyperlink"/>
@@ -799,7 +799,7 @@
       <w:r>
         <w:t xml:space="preserve"> — créé — </w:t>
       </w:r>
-      <w:hyperlink w:history="1" r:id="rIdnsagbdjkkq-dwnp2vzw4c">
+      <w:hyperlink w:history="1" r:id="rIdo9gr34bd3osz-qxvwvozb">
         <w:r>
           <w:rPr>
             <w:rStyle w:val="Hyperlink"/>
@@ -836,7 +836,7 @@
       <w:r>
         <w:t xml:space="preserve"> — créé — </w:t>
       </w:r>
-      <w:hyperlink w:history="1" r:id="rIdagwdaqqpmhoxam47iqv1m">
+      <w:hyperlink w:history="1" r:id="rIdz1xaxl5viamkpemarvsxr">
         <w:r>
           <w:rPr>
             <w:rStyle w:val="Hyperlink"/>
@@ -865,7 +865,7 @@
       <w:r>
         <w:t xml:space="preserve"> — modifié — </w:t>
       </w:r>
-      <w:hyperlink w:history="1" r:id="rId-safx9k26u0kthoxo7gem">
+      <w:hyperlink w:history="1" r:id="rIdcq5m6qn7h2dtz96dfqfbb">
         <w:r>
           <w:rPr>
             <w:rStyle w:val="Hyperlink"/>
@@ -894,7 +894,7 @@
       <w:r>
         <w:t xml:space="preserve"> — modifié — </w:t>
       </w:r>
-      <w:hyperlink w:history="1" r:id="rIdfm4wu3n6dt-itbmuruyzv">
+      <w:hyperlink w:history="1" r:id="rIdnua75fojxqysw6et8drmr">
         <w:r>
           <w:rPr>
             <w:rStyle w:val="Hyperlink"/>
@@ -931,7 +931,7 @@
       <w:r>
         <w:t xml:space="preserve"> — créé — </w:t>
       </w:r>
-      <w:hyperlink w:history="1" r:id="rIdfpnj8ixcs_un8i3v5hhz4">
+      <w:hyperlink w:history="1" r:id="rIdxv7s40v1wjxlr7icutoxs">
         <w:r>
           <w:rPr>
             <w:rStyle w:val="Hyperlink"/>
@@ -960,7 +960,7 @@
       <w:r>
         <w:t xml:space="preserve"> — modifié — </w:t>
       </w:r>
-      <w:hyperlink w:history="1" r:id="rIdqsryxg7egsciuymp8kv5l">
+      <w:hyperlink w:history="1" r:id="rId9bi_vzbnwaw0_cf1nf92d">
         <w:r>
           <w:rPr>
             <w:rStyle w:val="Hyperlink"/>
@@ -997,7 +997,7 @@
       <w:r>
         <w:t xml:space="preserve"> — modifié — </w:t>
       </w:r>
-      <w:hyperlink w:history="1" r:id="rIdx6b9hd8v65dxvueef10ig">
+      <w:hyperlink w:history="1" r:id="rIdf_iogsgh0owxsurxmawjb">
         <w:r>
           <w:rPr>
             <w:rStyle w:val="Hyperlink"/>
@@ -1026,7 +1026,7 @@
       <w:r>
         <w:t xml:space="preserve"> — créé — </w:t>
       </w:r>
-      <w:hyperlink w:history="1" r:id="rIdnzjv3osukjgny0oqw2pfb">
+      <w:hyperlink w:history="1" r:id="rIdsbt19te_wnhce5xm84agi">
         <w:r>
           <w:rPr>
             <w:rStyle w:val="Hyperlink"/>
@@ -1055,7 +1055,7 @@
       <w:r>
         <w:t xml:space="preserve"> — modifié — </w:t>
       </w:r>
-      <w:hyperlink w:history="1" r:id="rIddqso8w4sob6xksvnpu5hc">
+      <w:hyperlink w:history="1" r:id="rIdyqhonw935puhzuhrg4m4i">
         <w:r>
           <w:rPr>
             <w:rStyle w:val="Hyperlink"/>
@@ -1092,7 +1092,7 @@
       <w:r>
         <w:t xml:space="preserve"> — modifié — </w:t>
       </w:r>
-      <w:hyperlink w:history="1" r:id="rIdc8ts8bzk6fzvfj-nfc54k">
+      <w:hyperlink w:history="1" r:id="rIdqkvxo00bp8pizjvsmbjcs">
         <w:r>
           <w:rPr>
             <w:rStyle w:val="Hyperlink"/>
@@ -1121,7 +1121,7 @@
       <w:r>
         <w:t xml:space="preserve"> — modifié — </w:t>
       </w:r>
-      <w:hyperlink w:history="1" r:id="rIdhg3njnqtem9tfsg_1wyrz">
+      <w:hyperlink w:history="1" r:id="rIdkmevmwkxxi45-l53olp4z">
         <w:r>
           <w:rPr>
             <w:rStyle w:val="Hyperlink"/>

--- a/docs/developpement/phases/word/PHASE_16_CLICK_COLLECT_MOTEUR_DE_PRIX_ET_CATALOGUE.docx
+++ b/docs/developpement/phases/word/PHASE_16_CLICK_COLLECT_MOTEUR_DE_PRIX_ET_CATALOGUE.docx
@@ -20,7 +20,7 @@
       <w:r>
         <w:t xml:space="preserve">FlaiX Expert · dossier de développement · généré le 2026-10-04 depuis le dépôt </w:t>
       </w:r>
-      <w:hyperlink w:history="1" r:id="rIdlq8-c3xeqtypo4p1o2-0a">
+      <w:hyperlink w:history="1" r:id="rIdvscz04twvwidpzzekjkph">
         <w:r>
           <w:rPr>
             <w:rStyle w:val="Hyperlink"/>
@@ -625,7 +625,7 @@
           <w:numId w:val="2"/>
         </w:numPr>
       </w:pPr>
-      <w:hyperlink w:history="1" r:id="rId9oobjxcoqwhbxhw4597j5">
+      <w:hyperlink w:history="1" r:id="rIdcz28jvqym38pjbjiu0aop">
         <w:r>
           <w:rPr>
             <w:rStyle w:val="Hyperlink"/>
@@ -645,7 +645,7 @@
           <w:numId w:val="2"/>
         </w:numPr>
       </w:pPr>
-      <w:hyperlink w:history="1" r:id="rIdhm4er_sgcj-naoj-vdr44">
+      <w:hyperlink w:history="1" r:id="rIdxci7-hy9cselwoe_pl4al">
         <w:r>
           <w:rPr>
             <w:rStyle w:val="Hyperlink"/>
@@ -665,7 +665,7 @@
           <w:numId w:val="2"/>
         </w:numPr>
       </w:pPr>
-      <w:hyperlink w:history="1" r:id="rIdcu25stgbfyahok1rbt19b">
+      <w:hyperlink w:history="1" r:id="rId5qpf6uo47dboqpntrv77p">
         <w:r>
           <w:rPr>
             <w:rStyle w:val="Hyperlink"/>
@@ -685,7 +685,7 @@
           <w:numId w:val="2"/>
         </w:numPr>
       </w:pPr>
-      <w:hyperlink w:history="1" r:id="rIdsjme5t3bivpvjhldhewfj">
+      <w:hyperlink w:history="1" r:id="rIdnppfpv9wspdybeg3ajdzb">
         <w:r>
           <w:rPr>
             <w:rStyle w:val="Hyperlink"/>
@@ -733,7 +733,7 @@
       <w:r>
         <w:t xml:space="preserve"> — créé — </w:t>
       </w:r>
-      <w:hyperlink w:history="1" r:id="rIdnxafxewoly1rkgnzduig_">
+      <w:hyperlink w:history="1" r:id="rIdu_w9sl5v9tx4vqfzrlekp">
         <w:r>
           <w:rPr>
             <w:rStyle w:val="Hyperlink"/>
@@ -770,7 +770,7 @@
       <w:r>
         <w:t xml:space="preserve"> — créé — </w:t>
       </w:r>
-      <w:hyperlink w:history="1" r:id="rIdlldre0-_kceaihhnmw2gk">
+      <w:hyperlink w:history="1" r:id="rIdwjf6yt0_ptfqq6m3aqe-v">
         <w:r>
           <w:rPr>
             <w:rStyle w:val="Hyperlink"/>
@@ -799,7 +799,7 @@
       <w:r>
         <w:t xml:space="preserve"> — créé — </w:t>
       </w:r>
-      <w:hyperlink w:history="1" r:id="rIdo9gr34bd3osz-qxvwvozb">
+      <w:hyperlink w:history="1" r:id="rIdwldq4i7fh7tvn-awq4yoe">
         <w:r>
           <w:rPr>
             <w:rStyle w:val="Hyperlink"/>
@@ -836,7 +836,7 @@
       <w:r>
         <w:t xml:space="preserve"> — créé — </w:t>
       </w:r>
-      <w:hyperlink w:history="1" r:id="rIdz1xaxl5viamkpemarvsxr">
+      <w:hyperlink w:history="1" r:id="rIdxaowof8xovyqflzltrp9x">
         <w:r>
           <w:rPr>
             <w:rStyle w:val="Hyperlink"/>
@@ -865,7 +865,7 @@
       <w:r>
         <w:t xml:space="preserve"> — modifié — </w:t>
       </w:r>
-      <w:hyperlink w:history="1" r:id="rIdcq5m6qn7h2dtz96dfqfbb">
+      <w:hyperlink w:history="1" r:id="rIdrmt3ub55qcpxf5khtfxit">
         <w:r>
           <w:rPr>
             <w:rStyle w:val="Hyperlink"/>
@@ -894,7 +894,7 @@
       <w:r>
         <w:t xml:space="preserve"> — modifié — </w:t>
       </w:r>
-      <w:hyperlink w:history="1" r:id="rIdnua75fojxqysw6et8drmr">
+      <w:hyperlink w:history="1" r:id="rIdtg4mxhwfvqnzlbnsqrha7">
         <w:r>
           <w:rPr>
             <w:rStyle w:val="Hyperlink"/>
@@ -931,7 +931,7 @@
       <w:r>
         <w:t xml:space="preserve"> — créé — </w:t>
       </w:r>
-      <w:hyperlink w:history="1" r:id="rIdxv7s40v1wjxlr7icutoxs">
+      <w:hyperlink w:history="1" r:id="rIdteot_3g64ptx91-9ybcfo">
         <w:r>
           <w:rPr>
             <w:rStyle w:val="Hyperlink"/>
@@ -960,7 +960,7 @@
       <w:r>
         <w:t xml:space="preserve"> — modifié — </w:t>
       </w:r>
-      <w:hyperlink w:history="1" r:id="rId9bi_vzbnwaw0_cf1nf92d">
+      <w:hyperlink w:history="1" r:id="rIdw_vq5gclu35j3yts3oawu">
         <w:r>
           <w:rPr>
             <w:rStyle w:val="Hyperlink"/>
@@ -997,7 +997,7 @@
       <w:r>
         <w:t xml:space="preserve"> — modifié — </w:t>
       </w:r>
-      <w:hyperlink w:history="1" r:id="rIdf_iogsgh0owxsurxmawjb">
+      <w:hyperlink w:history="1" r:id="rIdm5yupk6m1loryktht2sec">
         <w:r>
           <w:rPr>
             <w:rStyle w:val="Hyperlink"/>
@@ -1026,7 +1026,7 @@
       <w:r>
         <w:t xml:space="preserve"> — créé — </w:t>
       </w:r>
-      <w:hyperlink w:history="1" r:id="rIdsbt19te_wnhce5xm84agi">
+      <w:hyperlink w:history="1" r:id="rId1v5ekyi8jfc8xxk5pvafc">
         <w:r>
           <w:rPr>
             <w:rStyle w:val="Hyperlink"/>
@@ -1055,7 +1055,7 @@
       <w:r>
         <w:t xml:space="preserve"> — modifié — </w:t>
       </w:r>
-      <w:hyperlink w:history="1" r:id="rIdyqhonw935puhzuhrg4m4i">
+      <w:hyperlink w:history="1" r:id="rIdkgrfbpyl4fablauol85u_">
         <w:r>
           <w:rPr>
             <w:rStyle w:val="Hyperlink"/>
@@ -1092,7 +1092,7 @@
       <w:r>
         <w:t xml:space="preserve"> — modifié — </w:t>
       </w:r>
-      <w:hyperlink w:history="1" r:id="rIdqkvxo00bp8pizjvsmbjcs">
+      <w:hyperlink w:history="1" r:id="rIdhimfrkdhqrbibgogd2bmd">
         <w:r>
           <w:rPr>
             <w:rStyle w:val="Hyperlink"/>
@@ -1121,7 +1121,7 @@
       <w:r>
         <w:t xml:space="preserve"> — modifié — </w:t>
       </w:r>
-      <w:hyperlink w:history="1" r:id="rIdkmevmwkxxi45-l53olp4z">
+      <w:hyperlink w:history="1" r:id="rIdq8oywdhqjcagcneyjndlm">
         <w:r>
           <w:rPr>
             <w:rStyle w:val="Hyperlink"/>

--- a/docs/developpement/phases/word/PHASE_16_CLICK_COLLECT_MOTEUR_DE_PRIX_ET_CATALOGUE.docx
+++ b/docs/developpement/phases/word/PHASE_16_CLICK_COLLECT_MOTEUR_DE_PRIX_ET_CATALOGUE.docx
@@ -20,7 +20,7 @@
       <w:r>
         <w:t xml:space="preserve">FlaiX Expert · dossier de développement · généré le 2026-10-04 depuis le dépôt </w:t>
       </w:r>
-      <w:hyperlink w:history="1" r:id="rIdvscz04twvwidpzzekjkph">
+      <w:hyperlink w:history="1" r:id="rIdtv73_uytr5jdbko1uledj">
         <w:r>
           <w:rPr>
             <w:rStyle w:val="Hyperlink"/>
@@ -625,7 +625,7 @@
           <w:numId w:val="2"/>
         </w:numPr>
       </w:pPr>
-      <w:hyperlink w:history="1" r:id="rIdcz28jvqym38pjbjiu0aop">
+      <w:hyperlink w:history="1" r:id="rIdw8zxvnjg9f1bhvve4hlv8">
         <w:r>
           <w:rPr>
             <w:rStyle w:val="Hyperlink"/>
@@ -645,7 +645,7 @@
           <w:numId w:val="2"/>
         </w:numPr>
       </w:pPr>
-      <w:hyperlink w:history="1" r:id="rIdxci7-hy9cselwoe_pl4al">
+      <w:hyperlink w:history="1" r:id="rIdwejofgrmh5bceltvwtiqk">
         <w:r>
           <w:rPr>
             <w:rStyle w:val="Hyperlink"/>
@@ -665,7 +665,7 @@
           <w:numId w:val="2"/>
         </w:numPr>
       </w:pPr>
-      <w:hyperlink w:history="1" r:id="rId5qpf6uo47dboqpntrv77p">
+      <w:hyperlink w:history="1" r:id="rIdpgf-mltcigakbcknn6obm">
         <w:r>
           <w:rPr>
             <w:rStyle w:val="Hyperlink"/>
@@ -685,7 +685,7 @@
           <w:numId w:val="2"/>
         </w:numPr>
       </w:pPr>
-      <w:hyperlink w:history="1" r:id="rIdnppfpv9wspdybeg3ajdzb">
+      <w:hyperlink w:history="1" r:id="rIdnkdgsnug6qegcbrlio6sh">
         <w:r>
           <w:rPr>
             <w:rStyle w:val="Hyperlink"/>
@@ -733,7 +733,7 @@
       <w:r>
         <w:t xml:space="preserve"> — créé — </w:t>
       </w:r>
-      <w:hyperlink w:history="1" r:id="rIdu_w9sl5v9tx4vqfzrlekp">
+      <w:hyperlink w:history="1" r:id="rIdmtbhaeq951v0rmjxu0bzk">
         <w:r>
           <w:rPr>
             <w:rStyle w:val="Hyperlink"/>
@@ -770,7 +770,7 @@
       <w:r>
         <w:t xml:space="preserve"> — créé — </w:t>
       </w:r>
-      <w:hyperlink w:history="1" r:id="rIdwjf6yt0_ptfqq6m3aqe-v">
+      <w:hyperlink w:history="1" r:id="rIdyj1989_si2xpqxl7cf6lc">
         <w:r>
           <w:rPr>
             <w:rStyle w:val="Hyperlink"/>
@@ -799,7 +799,7 @@
       <w:r>
         <w:t xml:space="preserve"> — créé — </w:t>
       </w:r>
-      <w:hyperlink w:history="1" r:id="rIdwldq4i7fh7tvn-awq4yoe">
+      <w:hyperlink w:history="1" r:id="rIdjgaxgm5cpqx7s4cutuupe">
         <w:r>
           <w:rPr>
             <w:rStyle w:val="Hyperlink"/>
@@ -836,7 +836,7 @@
       <w:r>
         <w:t xml:space="preserve"> — créé — </w:t>
       </w:r>
-      <w:hyperlink w:history="1" r:id="rIdxaowof8xovyqflzltrp9x">
+      <w:hyperlink w:history="1" r:id="rIdmbik2rwic04s9pmltsfxr">
         <w:r>
           <w:rPr>
             <w:rStyle w:val="Hyperlink"/>
@@ -865,7 +865,7 @@
       <w:r>
         <w:t xml:space="preserve"> — modifié — </w:t>
       </w:r>
-      <w:hyperlink w:history="1" r:id="rIdrmt3ub55qcpxf5khtfxit">
+      <w:hyperlink w:history="1" r:id="rId-1-913ub82c5p--nwmcaw">
         <w:r>
           <w:rPr>
             <w:rStyle w:val="Hyperlink"/>
@@ -894,7 +894,7 @@
       <w:r>
         <w:t xml:space="preserve"> — modifié — </w:t>
       </w:r>
-      <w:hyperlink w:history="1" r:id="rIdtg4mxhwfvqnzlbnsqrha7">
+      <w:hyperlink w:history="1" r:id="rIdjkkjdk2t7jzkjkdhx7okf">
         <w:r>
           <w:rPr>
             <w:rStyle w:val="Hyperlink"/>
@@ -931,7 +931,7 @@
       <w:r>
         <w:t xml:space="preserve"> — créé — </w:t>
       </w:r>
-      <w:hyperlink w:history="1" r:id="rIdteot_3g64ptx91-9ybcfo">
+      <w:hyperlink w:history="1" r:id="rIdijbmh1pilg7u6rwnwtwix">
         <w:r>
           <w:rPr>
             <w:rStyle w:val="Hyperlink"/>
@@ -960,7 +960,7 @@
       <w:r>
         <w:t xml:space="preserve"> — modifié — </w:t>
       </w:r>
-      <w:hyperlink w:history="1" r:id="rIdw_vq5gclu35j3yts3oawu">
+      <w:hyperlink w:history="1" r:id="rIdxf8u4mtyc4-chlk_a0dko">
         <w:r>
           <w:rPr>
             <w:rStyle w:val="Hyperlink"/>
@@ -997,7 +997,7 @@
       <w:r>
         <w:t xml:space="preserve"> — modifié — </w:t>
       </w:r>
-      <w:hyperlink w:history="1" r:id="rIdm5yupk6m1loryktht2sec">
+      <w:hyperlink w:history="1" r:id="rIdggwbbkcuh4zhfgx_d5d3r">
         <w:r>
           <w:rPr>
             <w:rStyle w:val="Hyperlink"/>
@@ -1026,7 +1026,7 @@
       <w:r>
         <w:t xml:space="preserve"> — créé — </w:t>
       </w:r>
-      <w:hyperlink w:history="1" r:id="rId1v5ekyi8jfc8xxk5pvafc">
+      <w:hyperlink w:history="1" r:id="rIdt3flw3c9pmacdhiifaq3t">
         <w:r>
           <w:rPr>
             <w:rStyle w:val="Hyperlink"/>
@@ -1055,7 +1055,7 @@
       <w:r>
         <w:t xml:space="preserve"> — modifié — </w:t>
       </w:r>
-      <w:hyperlink w:history="1" r:id="rIdkgrfbpyl4fablauol85u_">
+      <w:hyperlink w:history="1" r:id="rIdpcqhzyq2zua_n1diqmfce">
         <w:r>
           <w:rPr>
             <w:rStyle w:val="Hyperlink"/>
@@ -1092,7 +1092,7 @@
       <w:r>
         <w:t xml:space="preserve"> — modifié — </w:t>
       </w:r>
-      <w:hyperlink w:history="1" r:id="rIdhimfrkdhqrbibgogd2bmd">
+      <w:hyperlink w:history="1" r:id="rIdufopog1d1ktvl1dyp22ph">
         <w:r>
           <w:rPr>
             <w:rStyle w:val="Hyperlink"/>
@@ -1121,7 +1121,7 @@
       <w:r>
         <w:t xml:space="preserve"> — modifié — </w:t>
       </w:r>
-      <w:hyperlink w:history="1" r:id="rIdq8oywdhqjcagcneyjndlm">
+      <w:hyperlink w:history="1" r:id="rId-v1tlmdtj1hkr8876hrte">
         <w:r>
           <w:rPr>
             <w:rStyle w:val="Hyperlink"/>

--- a/docs/developpement/phases/word/PHASE_16_CLICK_COLLECT_MOTEUR_DE_PRIX_ET_CATALOGUE.docx
+++ b/docs/developpement/phases/word/PHASE_16_CLICK_COLLECT_MOTEUR_DE_PRIX_ET_CATALOGUE.docx
@@ -20,7 +20,7 @@
       <w:r>
         <w:t xml:space="preserve">FlaiX Expert · dossier de développement · généré le 2026-10-04 depuis le dépôt </w:t>
       </w:r>
-      <w:hyperlink w:history="1" r:id="rIdtv73_uytr5jdbko1uledj">
+      <w:hyperlink w:history="1" r:id="rIdvkyqgzpbxas6e7x059xld">
         <w:r>
           <w:rPr>
             <w:rStyle w:val="Hyperlink"/>
@@ -625,7 +625,7 @@
           <w:numId w:val="2"/>
         </w:numPr>
       </w:pPr>
-      <w:hyperlink w:history="1" r:id="rIdw8zxvnjg9f1bhvve4hlv8">
+      <w:hyperlink w:history="1" r:id="rIdkl2md8c1thxau5dqn89xw">
         <w:r>
           <w:rPr>
             <w:rStyle w:val="Hyperlink"/>
@@ -645,7 +645,7 @@
           <w:numId w:val="2"/>
         </w:numPr>
       </w:pPr>
-      <w:hyperlink w:history="1" r:id="rIdwejofgrmh5bceltvwtiqk">
+      <w:hyperlink w:history="1" r:id="rIdeni9ysj9azg7fwrwaskph">
         <w:r>
           <w:rPr>
             <w:rStyle w:val="Hyperlink"/>
@@ -665,7 +665,7 @@
           <w:numId w:val="2"/>
         </w:numPr>
       </w:pPr>
-      <w:hyperlink w:history="1" r:id="rIdpgf-mltcigakbcknn6obm">
+      <w:hyperlink w:history="1" r:id="rId8dlvzenvjf3nnovh5hga3">
         <w:r>
           <w:rPr>
             <w:rStyle w:val="Hyperlink"/>
@@ -685,7 +685,7 @@
           <w:numId w:val="2"/>
         </w:numPr>
       </w:pPr>
-      <w:hyperlink w:history="1" r:id="rIdnkdgsnug6qegcbrlio6sh">
+      <w:hyperlink w:history="1" r:id="rIdn3xnancam-26efa9lkutx">
         <w:r>
           <w:rPr>
             <w:rStyle w:val="Hyperlink"/>
@@ -733,7 +733,7 @@
       <w:r>
         <w:t xml:space="preserve"> — créé — </w:t>
       </w:r>
-      <w:hyperlink w:history="1" r:id="rIdmtbhaeq951v0rmjxu0bzk">
+      <w:hyperlink w:history="1" r:id="rIdddjas-9apztunlw5knmpb">
         <w:r>
           <w:rPr>
             <w:rStyle w:val="Hyperlink"/>
@@ -770,7 +770,7 @@
       <w:r>
         <w:t xml:space="preserve"> — créé — </w:t>
       </w:r>
-      <w:hyperlink w:history="1" r:id="rIdyj1989_si2xpqxl7cf6lc">
+      <w:hyperlink w:history="1" r:id="rIduutwkdd7z3rjbhmzwhce4">
         <w:r>
           <w:rPr>
             <w:rStyle w:val="Hyperlink"/>
@@ -799,7 +799,7 @@
       <w:r>
         <w:t xml:space="preserve"> — créé — </w:t>
       </w:r>
-      <w:hyperlink w:history="1" r:id="rIdjgaxgm5cpqx7s4cutuupe">
+      <w:hyperlink w:history="1" r:id="rIdv084pmcearlgnk5k9lu4g">
         <w:r>
           <w:rPr>
             <w:rStyle w:val="Hyperlink"/>
@@ -836,7 +836,7 @@
       <w:r>
         <w:t xml:space="preserve"> — créé — </w:t>
       </w:r>
-      <w:hyperlink w:history="1" r:id="rIdmbik2rwic04s9pmltsfxr">
+      <w:hyperlink w:history="1" r:id="rIdi3qurn7yxvdzcstmp3zhz">
         <w:r>
           <w:rPr>
             <w:rStyle w:val="Hyperlink"/>
@@ -865,7 +865,7 @@
       <w:r>
         <w:t xml:space="preserve"> — modifié — </w:t>
       </w:r>
-      <w:hyperlink w:history="1" r:id="rId-1-913ub82c5p--nwmcaw">
+      <w:hyperlink w:history="1" r:id="rIdot2gdvvaqaqvght7s51lz">
         <w:r>
           <w:rPr>
             <w:rStyle w:val="Hyperlink"/>
@@ -894,7 +894,7 @@
       <w:r>
         <w:t xml:space="preserve"> — modifié — </w:t>
       </w:r>
-      <w:hyperlink w:history="1" r:id="rIdjkkjdk2t7jzkjkdhx7okf">
+      <w:hyperlink w:history="1" r:id="rIdxsbph9gszyybsqthrmsnm">
         <w:r>
           <w:rPr>
             <w:rStyle w:val="Hyperlink"/>
@@ -931,7 +931,7 @@
       <w:r>
         <w:t xml:space="preserve"> — créé — </w:t>
       </w:r>
-      <w:hyperlink w:history="1" r:id="rIdijbmh1pilg7u6rwnwtwix">
+      <w:hyperlink w:history="1" r:id="rId9e0cr_udlgteikej8r7pa">
         <w:r>
           <w:rPr>
             <w:rStyle w:val="Hyperlink"/>
@@ -960,7 +960,7 @@
       <w:r>
         <w:t xml:space="preserve"> — modifié — </w:t>
       </w:r>
-      <w:hyperlink w:history="1" r:id="rIdxf8u4mtyc4-chlk_a0dko">
+      <w:hyperlink w:history="1" r:id="rIdvc0dwwxbiz8kolworv0qw">
         <w:r>
           <w:rPr>
             <w:rStyle w:val="Hyperlink"/>
@@ -997,7 +997,7 @@
       <w:r>
         <w:t xml:space="preserve"> — modifié — </w:t>
       </w:r>
-      <w:hyperlink w:history="1" r:id="rIdggwbbkcuh4zhfgx_d5d3r">
+      <w:hyperlink w:history="1" r:id="rIdz-swvwz00awryyg3t1ipw">
         <w:r>
           <w:rPr>
             <w:rStyle w:val="Hyperlink"/>
@@ -1026,7 +1026,7 @@
       <w:r>
         <w:t xml:space="preserve"> — créé — </w:t>
       </w:r>
-      <w:hyperlink w:history="1" r:id="rIdt3flw3c9pmacdhiifaq3t">
+      <w:hyperlink w:history="1" r:id="rIddmoyepztdzlxdpbtsqof5">
         <w:r>
           <w:rPr>
             <w:rStyle w:val="Hyperlink"/>
@@ -1055,7 +1055,7 @@
       <w:r>
         <w:t xml:space="preserve"> — modifié — </w:t>
       </w:r>
-      <w:hyperlink w:history="1" r:id="rIdpcqhzyq2zua_n1diqmfce">
+      <w:hyperlink w:history="1" r:id="rId8f7q3v1vwqhg0tt55ugc5">
         <w:r>
           <w:rPr>
             <w:rStyle w:val="Hyperlink"/>
@@ -1092,7 +1092,7 @@
       <w:r>
         <w:t xml:space="preserve"> — modifié — </w:t>
       </w:r>
-      <w:hyperlink w:history="1" r:id="rIdufopog1d1ktvl1dyp22ph">
+      <w:hyperlink w:history="1" r:id="rIdnhewk4oy7fnklelhka-ob">
         <w:r>
           <w:rPr>
             <w:rStyle w:val="Hyperlink"/>
@@ -1121,7 +1121,7 @@
       <w:r>
         <w:t xml:space="preserve"> — modifié — </w:t>
       </w:r>
-      <w:hyperlink w:history="1" r:id="rId-v1tlmdtj1hkr8876hrte">
+      <w:hyperlink w:history="1" r:id="rIdg7baksb3mmfh5c4is_m_r">
         <w:r>
           <w:rPr>
             <w:rStyle w:val="Hyperlink"/>

--- a/docs/developpement/phases/word/PHASE_16_CLICK_COLLECT_MOTEUR_DE_PRIX_ET_CATALOGUE.docx
+++ b/docs/developpement/phases/word/PHASE_16_CLICK_COLLECT_MOTEUR_DE_PRIX_ET_CATALOGUE.docx
@@ -20,7 +20,7 @@
       <w:r>
         <w:t xml:space="preserve">FlaiX Expert · dossier de développement · généré le 2026-10-04 depuis le dépôt </w:t>
       </w:r>
-      <w:hyperlink w:history="1" r:id="rIdvkyqgzpbxas6e7x059xld">
+      <w:hyperlink w:history="1" r:id="rIdpc7yvrgjxelwrnzxyqycd">
         <w:r>
           <w:rPr>
             <w:rStyle w:val="Hyperlink"/>
@@ -625,7 +625,7 @@
           <w:numId w:val="2"/>
         </w:numPr>
       </w:pPr>
-      <w:hyperlink w:history="1" r:id="rIdkl2md8c1thxau5dqn89xw">
+      <w:hyperlink w:history="1" r:id="rIdxjsa9mvelj_nvajionywv">
         <w:r>
           <w:rPr>
             <w:rStyle w:val="Hyperlink"/>
@@ -645,7 +645,7 @@
           <w:numId w:val="2"/>
         </w:numPr>
       </w:pPr>
-      <w:hyperlink w:history="1" r:id="rIdeni9ysj9azg7fwrwaskph">
+      <w:hyperlink w:history="1" r:id="rId1uahtfjgjnuqqw0e-cvrd">
         <w:r>
           <w:rPr>
             <w:rStyle w:val="Hyperlink"/>
@@ -665,7 +665,7 @@
           <w:numId w:val="2"/>
         </w:numPr>
       </w:pPr>
-      <w:hyperlink w:history="1" r:id="rId8dlvzenvjf3nnovh5hga3">
+      <w:hyperlink w:history="1" r:id="rIdxff-hwm3xwtmoj17f6so8">
         <w:r>
           <w:rPr>
             <w:rStyle w:val="Hyperlink"/>
@@ -685,7 +685,7 @@
           <w:numId w:val="2"/>
         </w:numPr>
       </w:pPr>
-      <w:hyperlink w:history="1" r:id="rIdn3xnancam-26efa9lkutx">
+      <w:hyperlink w:history="1" r:id="rIdi8zhl2m4kvv9hroeuxtm5">
         <w:r>
           <w:rPr>
             <w:rStyle w:val="Hyperlink"/>
@@ -733,7 +733,7 @@
       <w:r>
         <w:t xml:space="preserve"> — créé — </w:t>
       </w:r>
-      <w:hyperlink w:history="1" r:id="rIdddjas-9apztunlw5knmpb">
+      <w:hyperlink w:history="1" r:id="rIdeqhko6wwuhbx7w-cxhfbs">
         <w:r>
           <w:rPr>
             <w:rStyle w:val="Hyperlink"/>
@@ -770,7 +770,7 @@
       <w:r>
         <w:t xml:space="preserve"> — créé — </w:t>
       </w:r>
-      <w:hyperlink w:history="1" r:id="rIduutwkdd7z3rjbhmzwhce4">
+      <w:hyperlink w:history="1" r:id="rIdrrxameuihvvaqpw2y9inz">
         <w:r>
           <w:rPr>
             <w:rStyle w:val="Hyperlink"/>
@@ -799,7 +799,7 @@
       <w:r>
         <w:t xml:space="preserve"> — créé — </w:t>
       </w:r>
-      <w:hyperlink w:history="1" r:id="rIdv084pmcearlgnk5k9lu4g">
+      <w:hyperlink w:history="1" r:id="rId006_w6sh1ngxeacxevigu">
         <w:r>
           <w:rPr>
             <w:rStyle w:val="Hyperlink"/>
@@ -836,7 +836,7 @@
       <w:r>
         <w:t xml:space="preserve"> — créé — </w:t>
       </w:r>
-      <w:hyperlink w:history="1" r:id="rIdi3qurn7yxvdzcstmp3zhz">
+      <w:hyperlink w:history="1" r:id="rId3r-5e2ftcmqbcu-3_k9mm">
         <w:r>
           <w:rPr>
             <w:rStyle w:val="Hyperlink"/>
@@ -865,7 +865,7 @@
       <w:r>
         <w:t xml:space="preserve"> — modifié — </w:t>
       </w:r>
-      <w:hyperlink w:history="1" r:id="rIdot2gdvvaqaqvght7s51lz">
+      <w:hyperlink w:history="1" r:id="rIdnprixmtorrp4j1_t_jfja">
         <w:r>
           <w:rPr>
             <w:rStyle w:val="Hyperlink"/>
@@ -894,7 +894,7 @@
       <w:r>
         <w:t xml:space="preserve"> — modifié — </w:t>
       </w:r>
-      <w:hyperlink w:history="1" r:id="rIdxsbph9gszyybsqthrmsnm">
+      <w:hyperlink w:history="1" r:id="rIds0jhlzuzo9ybon0wy8vlv">
         <w:r>
           <w:rPr>
             <w:rStyle w:val="Hyperlink"/>
@@ -931,7 +931,7 @@
       <w:r>
         <w:t xml:space="preserve"> — créé — </w:t>
       </w:r>
-      <w:hyperlink w:history="1" r:id="rId9e0cr_udlgteikej8r7pa">
+      <w:hyperlink w:history="1" r:id="rIdj7-hv0ke_ejyhbo8xzdwv">
         <w:r>
           <w:rPr>
             <w:rStyle w:val="Hyperlink"/>
@@ -960,7 +960,7 @@
       <w:r>
         <w:t xml:space="preserve"> — modifié — </w:t>
       </w:r>
-      <w:hyperlink w:history="1" r:id="rIdvc0dwwxbiz8kolworv0qw">
+      <w:hyperlink w:history="1" r:id="rId_citljwhurgeboso4-5uw">
         <w:r>
           <w:rPr>
             <w:rStyle w:val="Hyperlink"/>
@@ -997,7 +997,7 @@
       <w:r>
         <w:t xml:space="preserve"> — modifié — </w:t>
       </w:r>
-      <w:hyperlink w:history="1" r:id="rIdz-swvwz00awryyg3t1ipw">
+      <w:hyperlink w:history="1" r:id="rIdsapncnizfper8f4mvwwi2">
         <w:r>
           <w:rPr>
             <w:rStyle w:val="Hyperlink"/>
@@ -1026,7 +1026,7 @@
       <w:r>
         <w:t xml:space="preserve"> — créé — </w:t>
       </w:r>
-      <w:hyperlink w:history="1" r:id="rIddmoyepztdzlxdpbtsqof5">
+      <w:hyperlink w:history="1" r:id="rIdiwxnyt_-eytk_lxvaiw4q">
         <w:r>
           <w:rPr>
             <w:rStyle w:val="Hyperlink"/>
@@ -1055,7 +1055,7 @@
       <w:r>
         <w:t xml:space="preserve"> — modifié — </w:t>
       </w:r>
-      <w:hyperlink w:history="1" r:id="rId8f7q3v1vwqhg0tt55ugc5">
+      <w:hyperlink w:history="1" r:id="rIdriyw0lasiw0iwqyg7ph_1">
         <w:r>
           <w:rPr>
             <w:rStyle w:val="Hyperlink"/>
@@ -1092,7 +1092,7 @@
       <w:r>
         <w:t xml:space="preserve"> — modifié — </w:t>
       </w:r>
-      <w:hyperlink w:history="1" r:id="rIdnhewk4oy7fnklelhka-ob">
+      <w:hyperlink w:history="1" r:id="rIdl0-auh9gdxfcoq_va75uf">
         <w:r>
           <w:rPr>
             <w:rStyle w:val="Hyperlink"/>
@@ -1121,7 +1121,7 @@
       <w:r>
         <w:t xml:space="preserve"> — modifié — </w:t>
       </w:r>
-      <w:hyperlink w:history="1" r:id="rIdg7baksb3mmfh5c4is_m_r">
+      <w:hyperlink w:history="1" r:id="rId8e1u1gp6espbty2rpz1sp">
         <w:r>
           <w:rPr>
             <w:rStyle w:val="Hyperlink"/>

--- a/docs/developpement/phases/word/PHASE_16_CLICK_COLLECT_MOTEUR_DE_PRIX_ET_CATALOGUE.docx
+++ b/docs/developpement/phases/word/PHASE_16_CLICK_COLLECT_MOTEUR_DE_PRIX_ET_CATALOGUE.docx
@@ -20,7 +20,7 @@
       <w:r>
         <w:t xml:space="preserve">FlaiX Expert · dossier de développement · généré le 2026-10-04 depuis le dépôt </w:t>
       </w:r>
-      <w:hyperlink w:history="1" r:id="rIdpc7yvrgjxelwrnzxyqycd">
+      <w:hyperlink w:history="1" r:id="rIdrva5ifdng1mjokxy83ypq">
         <w:r>
           <w:rPr>
             <w:rStyle w:val="Hyperlink"/>
@@ -625,7 +625,7 @@
           <w:numId w:val="2"/>
         </w:numPr>
       </w:pPr>
-      <w:hyperlink w:history="1" r:id="rIdxjsa9mvelj_nvajionywv">
+      <w:hyperlink w:history="1" r:id="rIdsotbywhn9y6jvnvqtwrac">
         <w:r>
           <w:rPr>
             <w:rStyle w:val="Hyperlink"/>
@@ -645,7 +645,7 @@
           <w:numId w:val="2"/>
         </w:numPr>
       </w:pPr>
-      <w:hyperlink w:history="1" r:id="rId1uahtfjgjnuqqw0e-cvrd">
+      <w:hyperlink w:history="1" r:id="rIdjeuytsrtlottnkxupn49m">
         <w:r>
           <w:rPr>
             <w:rStyle w:val="Hyperlink"/>
@@ -665,7 +665,7 @@
           <w:numId w:val="2"/>
         </w:numPr>
       </w:pPr>
-      <w:hyperlink w:history="1" r:id="rIdxff-hwm3xwtmoj17f6so8">
+      <w:hyperlink w:history="1" r:id="rIdlqwuv2l9zmmxryk9rupqp">
         <w:r>
           <w:rPr>
             <w:rStyle w:val="Hyperlink"/>
@@ -685,7 +685,7 @@
           <w:numId w:val="2"/>
         </w:numPr>
       </w:pPr>
-      <w:hyperlink w:history="1" r:id="rIdi8zhl2m4kvv9hroeuxtm5">
+      <w:hyperlink w:history="1" r:id="rIde4-2hbnhrzz12dgpdbyh6">
         <w:r>
           <w:rPr>
             <w:rStyle w:val="Hyperlink"/>
@@ -733,7 +733,7 @@
       <w:r>
         <w:t xml:space="preserve"> — créé — </w:t>
       </w:r>
-      <w:hyperlink w:history="1" r:id="rIdeqhko6wwuhbx7w-cxhfbs">
+      <w:hyperlink w:history="1" r:id="rIdcjrzwoadyrcaa8exikueg">
         <w:r>
           <w:rPr>
             <w:rStyle w:val="Hyperlink"/>
@@ -770,7 +770,7 @@
       <w:r>
         <w:t xml:space="preserve"> — créé — </w:t>
       </w:r>
-      <w:hyperlink w:history="1" r:id="rIdrrxameuihvvaqpw2y9inz">
+      <w:hyperlink w:history="1" r:id="rIdgqvyecss1nqtjmi9gwfc_">
         <w:r>
           <w:rPr>
             <w:rStyle w:val="Hyperlink"/>
@@ -799,7 +799,7 @@
       <w:r>
         <w:t xml:space="preserve"> — créé — </w:t>
       </w:r>
-      <w:hyperlink w:history="1" r:id="rId006_w6sh1ngxeacxevigu">
+      <w:hyperlink w:history="1" r:id="rIdzit5t_s4bdgabvvl17how">
         <w:r>
           <w:rPr>
             <w:rStyle w:val="Hyperlink"/>
@@ -836,7 +836,7 @@
       <w:r>
         <w:t xml:space="preserve"> — créé — </w:t>
       </w:r>
-      <w:hyperlink w:history="1" r:id="rId3r-5e2ftcmqbcu-3_k9mm">
+      <w:hyperlink w:history="1" r:id="rIdzs6f41hso_sxhfmttbh21">
         <w:r>
           <w:rPr>
             <w:rStyle w:val="Hyperlink"/>
@@ -865,7 +865,7 @@
       <w:r>
         <w:t xml:space="preserve"> — modifié — </w:t>
       </w:r>
-      <w:hyperlink w:history="1" r:id="rIdnprixmtorrp4j1_t_jfja">
+      <w:hyperlink w:history="1" r:id="rIds8xih7cpz4rhkshfr8box">
         <w:r>
           <w:rPr>
             <w:rStyle w:val="Hyperlink"/>
@@ -894,7 +894,7 @@
       <w:r>
         <w:t xml:space="preserve"> — modifié — </w:t>
       </w:r>
-      <w:hyperlink w:history="1" r:id="rIds0jhlzuzo9ybon0wy8vlv">
+      <w:hyperlink w:history="1" r:id="rIdccg33ctmfwzntmmi3ncxo">
         <w:r>
           <w:rPr>
             <w:rStyle w:val="Hyperlink"/>
@@ -931,7 +931,7 @@
       <w:r>
         <w:t xml:space="preserve"> — créé — </w:t>
       </w:r>
-      <w:hyperlink w:history="1" r:id="rIdj7-hv0ke_ejyhbo8xzdwv">
+      <w:hyperlink w:history="1" r:id="rIdju_lmpzwbd3xxlux_mpb1">
         <w:r>
           <w:rPr>
             <w:rStyle w:val="Hyperlink"/>
@@ -960,7 +960,7 @@
       <w:r>
         <w:t xml:space="preserve"> — modifié — </w:t>
       </w:r>
-      <w:hyperlink w:history="1" r:id="rId_citljwhurgeboso4-5uw">
+      <w:hyperlink w:history="1" r:id="rIdduz3sfs0psts-xuij-6wp">
         <w:r>
           <w:rPr>
             <w:rStyle w:val="Hyperlink"/>
@@ -997,7 +997,7 @@
       <w:r>
         <w:t xml:space="preserve"> — modifié — </w:t>
       </w:r>
-      <w:hyperlink w:history="1" r:id="rIdsapncnizfper8f4mvwwi2">
+      <w:hyperlink w:history="1" r:id="rIde5xyqc9sive3wwgihdukw">
         <w:r>
           <w:rPr>
             <w:rStyle w:val="Hyperlink"/>
@@ -1026,7 +1026,7 @@
       <w:r>
         <w:t xml:space="preserve"> — créé — </w:t>
       </w:r>
-      <w:hyperlink w:history="1" r:id="rIdiwxnyt_-eytk_lxvaiw4q">
+      <w:hyperlink w:history="1" r:id="rIdslkeh1otyrfr1z8ipea_y">
         <w:r>
           <w:rPr>
             <w:rStyle w:val="Hyperlink"/>
@@ -1055,7 +1055,7 @@
       <w:r>
         <w:t xml:space="preserve"> — modifié — </w:t>
       </w:r>
-      <w:hyperlink w:history="1" r:id="rIdriyw0lasiw0iwqyg7ph_1">
+      <w:hyperlink w:history="1" r:id="rIdl2kdi9mcxu2oefivghh-r">
         <w:r>
           <w:rPr>
             <w:rStyle w:val="Hyperlink"/>
@@ -1092,7 +1092,7 @@
       <w:r>
         <w:t xml:space="preserve"> — modifié — </w:t>
       </w:r>
-      <w:hyperlink w:history="1" r:id="rIdl0-auh9gdxfcoq_va75uf">
+      <w:hyperlink w:history="1" r:id="rIds5aafwhgpnez2sqz81u-1">
         <w:r>
           <w:rPr>
             <w:rStyle w:val="Hyperlink"/>
@@ -1121,7 +1121,7 @@
       <w:r>
         <w:t xml:space="preserve"> — modifié — </w:t>
       </w:r>
-      <w:hyperlink w:history="1" r:id="rId8e1u1gp6espbty2rpz1sp">
+      <w:hyperlink w:history="1" r:id="rIdf06hhhtwip5bqir_le0wk">
         <w:r>
           <w:rPr>
             <w:rStyle w:val="Hyperlink"/>

--- a/docs/developpement/phases/word/PHASE_16_CLICK_COLLECT_MOTEUR_DE_PRIX_ET_CATALOGUE.docx
+++ b/docs/developpement/phases/word/PHASE_16_CLICK_COLLECT_MOTEUR_DE_PRIX_ET_CATALOGUE.docx
@@ -20,7 +20,7 @@
       <w:r>
         <w:t xml:space="preserve">FlaiX Expert · dossier de développement · généré le 2026-10-04 depuis le dépôt </w:t>
       </w:r>
-      <w:hyperlink w:history="1" r:id="rIdrva5ifdng1mjokxy83ypq">
+      <w:hyperlink w:history="1" r:id="rIddypzaqvuhzfiozsatdf0n">
         <w:r>
           <w:rPr>
             <w:rStyle w:val="Hyperlink"/>
@@ -625,7 +625,7 @@
           <w:numId w:val="2"/>
         </w:numPr>
       </w:pPr>
-      <w:hyperlink w:history="1" r:id="rIdsotbywhn9y6jvnvqtwrac">
+      <w:hyperlink w:history="1" r:id="rIdvdwo_6klmelzbl7vm3ve3">
         <w:r>
           <w:rPr>
             <w:rStyle w:val="Hyperlink"/>
@@ -645,7 +645,7 @@
           <w:numId w:val="2"/>
         </w:numPr>
       </w:pPr>
-      <w:hyperlink w:history="1" r:id="rIdjeuytsrtlottnkxupn49m">
+      <w:hyperlink w:history="1" r:id="rIdwe3i7r2disweuogspg1oi">
         <w:r>
           <w:rPr>
             <w:rStyle w:val="Hyperlink"/>
@@ -665,7 +665,7 @@
           <w:numId w:val="2"/>
         </w:numPr>
       </w:pPr>
-      <w:hyperlink w:history="1" r:id="rIdlqwuv2l9zmmxryk9rupqp">
+      <w:hyperlink w:history="1" r:id="rIdcjgcyqbb1mimc7gsxqtkj">
         <w:r>
           <w:rPr>
             <w:rStyle w:val="Hyperlink"/>
@@ -685,7 +685,7 @@
           <w:numId w:val="2"/>
         </w:numPr>
       </w:pPr>
-      <w:hyperlink w:history="1" r:id="rIde4-2hbnhrzz12dgpdbyh6">
+      <w:hyperlink w:history="1" r:id="rIdika2_vvni0uc8uyoi7lvc">
         <w:r>
           <w:rPr>
             <w:rStyle w:val="Hyperlink"/>
@@ -733,7 +733,7 @@
       <w:r>
         <w:t xml:space="preserve"> — créé — </w:t>
       </w:r>
-      <w:hyperlink w:history="1" r:id="rIdcjrzwoadyrcaa8exikueg">
+      <w:hyperlink w:history="1" r:id="rIdzc50opyewr0a-n2gq3fxu">
         <w:r>
           <w:rPr>
             <w:rStyle w:val="Hyperlink"/>
@@ -770,7 +770,7 @@
       <w:r>
         <w:t xml:space="preserve"> — créé — </w:t>
       </w:r>
-      <w:hyperlink w:history="1" r:id="rIdgqvyecss1nqtjmi9gwfc_">
+      <w:hyperlink w:history="1" r:id="rIdufmyqtfb_quhmqywwuyjx">
         <w:r>
           <w:rPr>
             <w:rStyle w:val="Hyperlink"/>
@@ -799,7 +799,7 @@
       <w:r>
         <w:t xml:space="preserve"> — créé — </w:t>
       </w:r>
-      <w:hyperlink w:history="1" r:id="rIdzit5t_s4bdgabvvl17how">
+      <w:hyperlink w:history="1" r:id="rIdzsrf0bhuwsqfdfop5to08">
         <w:r>
           <w:rPr>
             <w:rStyle w:val="Hyperlink"/>
@@ -836,7 +836,7 @@
       <w:r>
         <w:t xml:space="preserve"> — créé — </w:t>
       </w:r>
-      <w:hyperlink w:history="1" r:id="rIdzs6f41hso_sxhfmttbh21">
+      <w:hyperlink w:history="1" r:id="rIdjljmbpzo-hqzbn4u52cy2">
         <w:r>
           <w:rPr>
             <w:rStyle w:val="Hyperlink"/>
@@ -865,7 +865,7 @@
       <w:r>
         <w:t xml:space="preserve"> — modifié — </w:t>
       </w:r>
-      <w:hyperlink w:history="1" r:id="rIds8xih7cpz4rhkshfr8box">
+      <w:hyperlink w:history="1" r:id="rIdy5g6_r1jy4v0xa6kbzi1k">
         <w:r>
           <w:rPr>
             <w:rStyle w:val="Hyperlink"/>
@@ -894,7 +894,7 @@
       <w:r>
         <w:t xml:space="preserve"> — modifié — </w:t>
       </w:r>
-      <w:hyperlink w:history="1" r:id="rIdccg33ctmfwzntmmi3ncxo">
+      <w:hyperlink w:history="1" r:id="rIddcqgltm4p8e39r_qzgs72">
         <w:r>
           <w:rPr>
             <w:rStyle w:val="Hyperlink"/>
@@ -931,7 +931,7 @@
       <w:r>
         <w:t xml:space="preserve"> — créé — </w:t>
       </w:r>
-      <w:hyperlink w:history="1" r:id="rIdju_lmpzwbd3xxlux_mpb1">
+      <w:hyperlink w:history="1" r:id="rIdxhw7acabafew9zpaphppl">
         <w:r>
           <w:rPr>
             <w:rStyle w:val="Hyperlink"/>
@@ -960,7 +960,7 @@
       <w:r>
         <w:t xml:space="preserve"> — modifié — </w:t>
       </w:r>
-      <w:hyperlink w:history="1" r:id="rIdduz3sfs0psts-xuij-6wp">
+      <w:hyperlink w:history="1" r:id="rId3ozuenp14cmpmrswaebli">
         <w:r>
           <w:rPr>
             <w:rStyle w:val="Hyperlink"/>
@@ -997,7 +997,7 @@
       <w:r>
         <w:t xml:space="preserve"> — modifié — </w:t>
       </w:r>
-      <w:hyperlink w:history="1" r:id="rIde5xyqc9sive3wwgihdukw">
+      <w:hyperlink w:history="1" r:id="rIdf3cxycncjt1pvqzjlqjts">
         <w:r>
           <w:rPr>
             <w:rStyle w:val="Hyperlink"/>
@@ -1026,7 +1026,7 @@
       <w:r>
         <w:t xml:space="preserve"> — créé — </w:t>
       </w:r>
-      <w:hyperlink w:history="1" r:id="rIdslkeh1otyrfr1z8ipea_y">
+      <w:hyperlink w:history="1" r:id="rIdlgxpojlkxuvrjjkvxggyj">
         <w:r>
           <w:rPr>
             <w:rStyle w:val="Hyperlink"/>
@@ -1055,7 +1055,7 @@
       <w:r>
         <w:t xml:space="preserve"> — modifié — </w:t>
       </w:r>
-      <w:hyperlink w:history="1" r:id="rIdl2kdi9mcxu2oefivghh-r">
+      <w:hyperlink w:history="1" r:id="rIdv8cfuolsmly6iob5-p8og">
         <w:r>
           <w:rPr>
             <w:rStyle w:val="Hyperlink"/>
@@ -1092,7 +1092,7 @@
       <w:r>
         <w:t xml:space="preserve"> — modifié — </w:t>
       </w:r>
-      <w:hyperlink w:history="1" r:id="rIds5aafwhgpnez2sqz81u-1">
+      <w:hyperlink w:history="1" r:id="rIdb9il-zjuvoi5wmn0ojo7y">
         <w:r>
           <w:rPr>
             <w:rStyle w:val="Hyperlink"/>
@@ -1121,7 +1121,7 @@
       <w:r>
         <w:t xml:space="preserve"> — modifié — </w:t>
       </w:r>
-      <w:hyperlink w:history="1" r:id="rIdf06hhhtwip5bqir_le0wk">
+      <w:hyperlink w:history="1" r:id="rId8furwl6hy29tx0ntw8dlw">
         <w:r>
           <w:rPr>
             <w:rStyle w:val="Hyperlink"/>

--- a/docs/developpement/phases/word/PHASE_16_CLICK_COLLECT_MOTEUR_DE_PRIX_ET_CATALOGUE.docx
+++ b/docs/developpement/phases/word/PHASE_16_CLICK_COLLECT_MOTEUR_DE_PRIX_ET_CATALOGUE.docx
@@ -18,9 +18,9 @@
         <w:shd w:fill="F6F3FF" w:color="auto" w:val="clear"/>
       </w:pPr>
       <w:r>
-        <w:t xml:space="preserve">FlaiX Expert · dossier de développement · généré le 2026-10-04 depuis le dépôt </w:t>
-      </w:r>
-      <w:hyperlink w:history="1" r:id="rIddypzaqvuhzfiozsatdf0n">
+        <w:t xml:space="preserve">FlaiX Expert · dossier de développement · généré le 2026-10-19 depuis le dépôt </w:t>
+      </w:r>
+      <w:hyperlink w:history="1" r:id="rIdtskzr4fvob8jpzi6ny6lq">
         <w:r>
           <w:rPr>
             <w:rStyle w:val="Hyperlink"/>
@@ -625,7 +625,7 @@
           <w:numId w:val="2"/>
         </w:numPr>
       </w:pPr>
-      <w:hyperlink w:history="1" r:id="rIdvdwo_6klmelzbl7vm3ve3">
+      <w:hyperlink w:history="1" r:id="rIduxppfebexxi5waxc4nvi-">
         <w:r>
           <w:rPr>
             <w:rStyle w:val="Hyperlink"/>
@@ -645,7 +645,7 @@
           <w:numId w:val="2"/>
         </w:numPr>
       </w:pPr>
-      <w:hyperlink w:history="1" r:id="rIdwe3i7r2disweuogspg1oi">
+      <w:hyperlink w:history="1" r:id="rIdhqzcvjlukql2i6xfuoyyl">
         <w:r>
           <w:rPr>
             <w:rStyle w:val="Hyperlink"/>
@@ -665,7 +665,7 @@
           <w:numId w:val="2"/>
         </w:numPr>
       </w:pPr>
-      <w:hyperlink w:history="1" r:id="rIdcjgcyqbb1mimc7gsxqtkj">
+      <w:hyperlink w:history="1" r:id="rIdrja3bzyachkxcatau_ccc">
         <w:r>
           <w:rPr>
             <w:rStyle w:val="Hyperlink"/>
@@ -685,7 +685,7 @@
           <w:numId w:val="2"/>
         </w:numPr>
       </w:pPr>
-      <w:hyperlink w:history="1" r:id="rIdika2_vvni0uc8uyoi7lvc">
+      <w:hyperlink w:history="1" r:id="rIdxc5bc7symbvzernr4qcxw">
         <w:r>
           <w:rPr>
             <w:rStyle w:val="Hyperlink"/>
@@ -733,7 +733,7 @@
       <w:r>
         <w:t xml:space="preserve"> — créé — </w:t>
       </w:r>
-      <w:hyperlink w:history="1" r:id="rIdzc50opyewr0a-n2gq3fxu">
+      <w:hyperlink w:history="1" r:id="rIdw9zps2hwif-gkqyuudjko">
         <w:r>
           <w:rPr>
             <w:rStyle w:val="Hyperlink"/>
@@ -770,7 +770,7 @@
       <w:r>
         <w:t xml:space="preserve"> — créé — </w:t>
       </w:r>
-      <w:hyperlink w:history="1" r:id="rIdufmyqtfb_quhmqywwuyjx">
+      <w:hyperlink w:history="1" r:id="rIdb3grelwfm5vkotp9kcmir">
         <w:r>
           <w:rPr>
             <w:rStyle w:val="Hyperlink"/>
@@ -799,7 +799,7 @@
       <w:r>
         <w:t xml:space="preserve"> — créé — </w:t>
       </w:r>
-      <w:hyperlink w:history="1" r:id="rIdzsrf0bhuwsqfdfop5to08">
+      <w:hyperlink w:history="1" r:id="rIdx3zltb9hnkom9e8k6pdkr">
         <w:r>
           <w:rPr>
             <w:rStyle w:val="Hyperlink"/>
@@ -836,7 +836,7 @@
       <w:r>
         <w:t xml:space="preserve"> — créé — </w:t>
       </w:r>
-      <w:hyperlink w:history="1" r:id="rIdjljmbpzo-hqzbn4u52cy2">
+      <w:hyperlink w:history="1" r:id="rIdl78ec-bo53buu7thwxuau">
         <w:r>
           <w:rPr>
             <w:rStyle w:val="Hyperlink"/>
@@ -865,7 +865,7 @@
       <w:r>
         <w:t xml:space="preserve"> — modifié — </w:t>
       </w:r>
-      <w:hyperlink w:history="1" r:id="rIdy5g6_r1jy4v0xa6kbzi1k">
+      <w:hyperlink w:history="1" r:id="rIdrhq_6mwejxtdgsxu8iw8_">
         <w:r>
           <w:rPr>
             <w:rStyle w:val="Hyperlink"/>
@@ -894,7 +894,7 @@
       <w:r>
         <w:t xml:space="preserve"> — modifié — </w:t>
       </w:r>
-      <w:hyperlink w:history="1" r:id="rIddcqgltm4p8e39r_qzgs72">
+      <w:hyperlink w:history="1" r:id="rIdsi4sopx51rdrccip-k-np">
         <w:r>
           <w:rPr>
             <w:rStyle w:val="Hyperlink"/>
@@ -931,7 +931,7 @@
       <w:r>
         <w:t xml:space="preserve"> — créé — </w:t>
       </w:r>
-      <w:hyperlink w:history="1" r:id="rIdxhw7acabafew9zpaphppl">
+      <w:hyperlink w:history="1" r:id="rIdfbrxw7dhi8yw1xb_ex3st">
         <w:r>
           <w:rPr>
             <w:rStyle w:val="Hyperlink"/>
@@ -960,7 +960,7 @@
       <w:r>
         <w:t xml:space="preserve"> — modifié — </w:t>
       </w:r>
-      <w:hyperlink w:history="1" r:id="rId3ozuenp14cmpmrswaebli">
+      <w:hyperlink w:history="1" r:id="rIddlj6s145h7njmiiwcs-h8">
         <w:r>
           <w:rPr>
             <w:rStyle w:val="Hyperlink"/>
@@ -997,7 +997,7 @@
       <w:r>
         <w:t xml:space="preserve"> — modifié — </w:t>
       </w:r>
-      <w:hyperlink w:history="1" r:id="rIdf3cxycncjt1pvqzjlqjts">
+      <w:hyperlink w:history="1" r:id="rIdjryo2dn_tw0ool-ueqxxb">
         <w:r>
           <w:rPr>
             <w:rStyle w:val="Hyperlink"/>
@@ -1026,7 +1026,7 @@
       <w:r>
         <w:t xml:space="preserve"> — créé — </w:t>
       </w:r>
-      <w:hyperlink w:history="1" r:id="rIdlgxpojlkxuvrjjkvxggyj">
+      <w:hyperlink w:history="1" r:id="rIdyuzmlyjgnk-rjyzgzd2ge">
         <w:r>
           <w:rPr>
             <w:rStyle w:val="Hyperlink"/>
@@ -1055,7 +1055,7 @@
       <w:r>
         <w:t xml:space="preserve"> — modifié — </w:t>
       </w:r>
-      <w:hyperlink w:history="1" r:id="rIdv8cfuolsmly6iob5-p8og">
+      <w:hyperlink w:history="1" r:id="rIdrnsgphlpjmfzsvcryzyt0">
         <w:r>
           <w:rPr>
             <w:rStyle w:val="Hyperlink"/>
@@ -1092,7 +1092,7 @@
       <w:r>
         <w:t xml:space="preserve"> — modifié — </w:t>
       </w:r>
-      <w:hyperlink w:history="1" r:id="rIdb9il-zjuvoi5wmn0ojo7y">
+      <w:hyperlink w:history="1" r:id="rIdxfxd67ksox6blh7tqwzvh">
         <w:r>
           <w:rPr>
             <w:rStyle w:val="Hyperlink"/>
@@ -1121,7 +1121,7 @@
       <w:r>
         <w:t xml:space="preserve"> — modifié — </w:t>
       </w:r>
-      <w:hyperlink w:history="1" r:id="rId8furwl6hy29tx0ntw8dlw">
+      <w:hyperlink w:history="1" r:id="rIdrz9qtvkm5lxrzkczfeepn">
         <w:r>
           <w:rPr>
             <w:rStyle w:val="Hyperlink"/>

--- a/docs/developpement/phases/word/PHASE_16_CLICK_COLLECT_MOTEUR_DE_PRIX_ET_CATALOGUE.docx
+++ b/docs/developpement/phases/word/PHASE_16_CLICK_COLLECT_MOTEUR_DE_PRIX_ET_CATALOGUE.docx
@@ -20,7 +20,7 @@
       <w:r>
         <w:t xml:space="preserve">FlaiX Expert · dossier de développement · généré le 2026-10-19 depuis le dépôt </w:t>
       </w:r>
-      <w:hyperlink w:history="1" r:id="rIdtskzr4fvob8jpzi6ny6lq">
+      <w:hyperlink w:history="1" r:id="rIdrck01cjsrz16nnzsu96dm">
         <w:r>
           <w:rPr>
             <w:rStyle w:val="Hyperlink"/>
@@ -625,7 +625,7 @@
           <w:numId w:val="2"/>
         </w:numPr>
       </w:pPr>
-      <w:hyperlink w:history="1" r:id="rIduxppfebexxi5waxc4nvi-">
+      <w:hyperlink w:history="1" r:id="rIdvgiqyl1oo9yajiop7_xgo">
         <w:r>
           <w:rPr>
             <w:rStyle w:val="Hyperlink"/>
@@ -645,7 +645,7 @@
           <w:numId w:val="2"/>
         </w:numPr>
       </w:pPr>
-      <w:hyperlink w:history="1" r:id="rIdhqzcvjlukql2i6xfuoyyl">
+      <w:hyperlink w:history="1" r:id="rIdeqpvyfs0dinlbbejjftar">
         <w:r>
           <w:rPr>
             <w:rStyle w:val="Hyperlink"/>
@@ -665,7 +665,7 @@
           <w:numId w:val="2"/>
         </w:numPr>
       </w:pPr>
-      <w:hyperlink w:history="1" r:id="rIdrja3bzyachkxcatau_ccc">
+      <w:hyperlink w:history="1" r:id="rIdvlyfcq8xlgdzunzmumb9d">
         <w:r>
           <w:rPr>
             <w:rStyle w:val="Hyperlink"/>
@@ -685,7 +685,7 @@
           <w:numId w:val="2"/>
         </w:numPr>
       </w:pPr>
-      <w:hyperlink w:history="1" r:id="rIdxc5bc7symbvzernr4qcxw">
+      <w:hyperlink w:history="1" r:id="rIdfefcr6yixvup4dyakxlir">
         <w:r>
           <w:rPr>
             <w:rStyle w:val="Hyperlink"/>
@@ -733,7 +733,7 @@
       <w:r>
         <w:t xml:space="preserve"> — créé — </w:t>
       </w:r>
-      <w:hyperlink w:history="1" r:id="rIdw9zps2hwif-gkqyuudjko">
+      <w:hyperlink w:history="1" r:id="rId3ufkaxm1phrqrvkpx7mym">
         <w:r>
           <w:rPr>
             <w:rStyle w:val="Hyperlink"/>
@@ -770,7 +770,7 @@
       <w:r>
         <w:t xml:space="preserve"> — créé — </w:t>
       </w:r>
-      <w:hyperlink w:history="1" r:id="rIdb3grelwfm5vkotp9kcmir">
+      <w:hyperlink w:history="1" r:id="rId3z-u1vjeemz_xvu-ajh_q">
         <w:r>
           <w:rPr>
             <w:rStyle w:val="Hyperlink"/>
@@ -799,7 +799,7 @@
       <w:r>
         <w:t xml:space="preserve"> — créé — </w:t>
       </w:r>
-      <w:hyperlink w:history="1" r:id="rIdx3zltb9hnkom9e8k6pdkr">
+      <w:hyperlink w:history="1" r:id="rIdw4rsxnmplxq9bimyhk1hw">
         <w:r>
           <w:rPr>
             <w:rStyle w:val="Hyperlink"/>
@@ -836,7 +836,7 @@
       <w:r>
         <w:t xml:space="preserve"> — créé — </w:t>
       </w:r>
-      <w:hyperlink w:history="1" r:id="rIdl78ec-bo53buu7thwxuau">
+      <w:hyperlink w:history="1" r:id="rId9iynzmgcyxg9kzmtd0td6">
         <w:r>
           <w:rPr>
             <w:rStyle w:val="Hyperlink"/>
@@ -865,7 +865,7 @@
       <w:r>
         <w:t xml:space="preserve"> — modifié — </w:t>
       </w:r>
-      <w:hyperlink w:history="1" r:id="rIdrhq_6mwejxtdgsxu8iw8_">
+      <w:hyperlink w:history="1" r:id="rIdshujohlyflap29gge3qzt">
         <w:r>
           <w:rPr>
             <w:rStyle w:val="Hyperlink"/>
@@ -894,7 +894,7 @@
       <w:r>
         <w:t xml:space="preserve"> — modifié — </w:t>
       </w:r>
-      <w:hyperlink w:history="1" r:id="rIdsi4sopx51rdrccip-k-np">
+      <w:hyperlink w:history="1" r:id="rIdjkm9ebsrr5ntsmzsedvlp">
         <w:r>
           <w:rPr>
             <w:rStyle w:val="Hyperlink"/>
@@ -931,7 +931,7 @@
       <w:r>
         <w:t xml:space="preserve"> — créé — </w:t>
       </w:r>
-      <w:hyperlink w:history="1" r:id="rIdfbrxw7dhi8yw1xb_ex3st">
+      <w:hyperlink w:history="1" r:id="rId_rrglqsfe9ltzfoqmqae3">
         <w:r>
           <w:rPr>
             <w:rStyle w:val="Hyperlink"/>
@@ -960,7 +960,7 @@
       <w:r>
         <w:t xml:space="preserve"> — modifié — </w:t>
       </w:r>
-      <w:hyperlink w:history="1" r:id="rIddlj6s145h7njmiiwcs-h8">
+      <w:hyperlink w:history="1" r:id="rId9o-2m2khulun9exyl1jru">
         <w:r>
           <w:rPr>
             <w:rStyle w:val="Hyperlink"/>
@@ -997,7 +997,7 @@
       <w:r>
         <w:t xml:space="preserve"> — modifié — </w:t>
       </w:r>
-      <w:hyperlink w:history="1" r:id="rIdjryo2dn_tw0ool-ueqxxb">
+      <w:hyperlink w:history="1" r:id="rIdo4ci4kka1nkircjimfbgj">
         <w:r>
           <w:rPr>
             <w:rStyle w:val="Hyperlink"/>
@@ -1026,7 +1026,7 @@
       <w:r>
         <w:t xml:space="preserve"> — créé — </w:t>
       </w:r>
-      <w:hyperlink w:history="1" r:id="rIdyuzmlyjgnk-rjyzgzd2ge">
+      <w:hyperlink w:history="1" r:id="rIdzdfqydvobkszhqej8xerv">
         <w:r>
           <w:rPr>
             <w:rStyle w:val="Hyperlink"/>
@@ -1055,7 +1055,7 @@
       <w:r>
         <w:t xml:space="preserve"> — modifié — </w:t>
       </w:r>
-      <w:hyperlink w:history="1" r:id="rIdrnsgphlpjmfzsvcryzyt0">
+      <w:hyperlink w:history="1" r:id="rIdw9wwop4hk1jnxicko2twi">
         <w:r>
           <w:rPr>
             <w:rStyle w:val="Hyperlink"/>
@@ -1092,7 +1092,7 @@
       <w:r>
         <w:t xml:space="preserve"> — modifié — </w:t>
       </w:r>
-      <w:hyperlink w:history="1" r:id="rIdxfxd67ksox6blh7tqwzvh">
+      <w:hyperlink w:history="1" r:id="rIdd2prjuaxp0-i08qlzt84h">
         <w:r>
           <w:rPr>
             <w:rStyle w:val="Hyperlink"/>
@@ -1121,7 +1121,7 @@
       <w:r>
         <w:t xml:space="preserve"> — modifié — </w:t>
       </w:r>
-      <w:hyperlink w:history="1" r:id="rIdrz9qtvkm5lxrzkczfeepn">
+      <w:hyperlink w:history="1" r:id="rIdazzatbrgtbpbe3ushekev">
         <w:r>
           <w:rPr>
             <w:rStyle w:val="Hyperlink"/>

--- a/docs/developpement/phases/word/PHASE_16_CLICK_COLLECT_MOTEUR_DE_PRIX_ET_CATALOGUE.docx
+++ b/docs/developpement/phases/word/PHASE_16_CLICK_COLLECT_MOTEUR_DE_PRIX_ET_CATALOGUE.docx
@@ -20,7 +20,7 @@
       <w:r>
         <w:t xml:space="preserve">FlaiX Expert · dossier de développement · généré le 2026-10-19 depuis le dépôt </w:t>
       </w:r>
-      <w:hyperlink w:history="1" r:id="rIdrck01cjsrz16nnzsu96dm">
+      <w:hyperlink w:history="1" r:id="rIdsuqpizhcatigylyfkos-g">
         <w:r>
           <w:rPr>
             <w:rStyle w:val="Hyperlink"/>
@@ -625,7 +625,7 @@
           <w:numId w:val="2"/>
         </w:numPr>
       </w:pPr>
-      <w:hyperlink w:history="1" r:id="rIdvgiqyl1oo9yajiop7_xgo">
+      <w:hyperlink w:history="1" r:id="rIdlsp6cbuin0vc2xvmpbqyo">
         <w:r>
           <w:rPr>
             <w:rStyle w:val="Hyperlink"/>
@@ -645,7 +645,7 @@
           <w:numId w:val="2"/>
         </w:numPr>
       </w:pPr>
-      <w:hyperlink w:history="1" r:id="rIdeqpvyfs0dinlbbejjftar">
+      <w:hyperlink w:history="1" r:id="rIdo7f9notdnvvafyqq--2a8">
         <w:r>
           <w:rPr>
             <w:rStyle w:val="Hyperlink"/>
@@ -665,7 +665,7 @@
           <w:numId w:val="2"/>
         </w:numPr>
       </w:pPr>
-      <w:hyperlink w:history="1" r:id="rIdvlyfcq8xlgdzunzmumb9d">
+      <w:hyperlink w:history="1" r:id="rIdi27c6xukaufaqza2avc98">
         <w:r>
           <w:rPr>
             <w:rStyle w:val="Hyperlink"/>
@@ -685,7 +685,7 @@
           <w:numId w:val="2"/>
         </w:numPr>
       </w:pPr>
-      <w:hyperlink w:history="1" r:id="rIdfefcr6yixvup4dyakxlir">
+      <w:hyperlink w:history="1" r:id="rId9n_-uvfwf_nmqa5r_3r_m">
         <w:r>
           <w:rPr>
             <w:rStyle w:val="Hyperlink"/>
@@ -733,7 +733,7 @@
       <w:r>
         <w:t xml:space="preserve"> — créé — </w:t>
       </w:r>
-      <w:hyperlink w:history="1" r:id="rId3ufkaxm1phrqrvkpx7mym">
+      <w:hyperlink w:history="1" r:id="rIdg5ydpdgvsrjijhu4ezkmz">
         <w:r>
           <w:rPr>
             <w:rStyle w:val="Hyperlink"/>
@@ -770,7 +770,7 @@
       <w:r>
         <w:t xml:space="preserve"> — créé — </w:t>
       </w:r>
-      <w:hyperlink w:history="1" r:id="rId3z-u1vjeemz_xvu-ajh_q">
+      <w:hyperlink w:history="1" r:id="rId2-pqrkcugrbm61zcoguzs">
         <w:r>
           <w:rPr>
             <w:rStyle w:val="Hyperlink"/>
@@ -799,7 +799,7 @@
       <w:r>
         <w:t xml:space="preserve"> — créé — </w:t>
       </w:r>
-      <w:hyperlink w:history="1" r:id="rIdw4rsxnmplxq9bimyhk1hw">
+      <w:hyperlink w:history="1" r:id="rId_ijiezheabnfigvh9pmpa">
         <w:r>
           <w:rPr>
             <w:rStyle w:val="Hyperlink"/>
@@ -836,7 +836,7 @@
       <w:r>
         <w:t xml:space="preserve"> — créé — </w:t>
       </w:r>
-      <w:hyperlink w:history="1" r:id="rId9iynzmgcyxg9kzmtd0td6">
+      <w:hyperlink w:history="1" r:id="rIdoqaz3visct6sudzn6lx6o">
         <w:r>
           <w:rPr>
             <w:rStyle w:val="Hyperlink"/>
@@ -865,7 +865,7 @@
       <w:r>
         <w:t xml:space="preserve"> — modifié — </w:t>
       </w:r>
-      <w:hyperlink w:history="1" r:id="rIdshujohlyflap29gge3qzt">
+      <w:hyperlink w:history="1" r:id="rIdtfk9aw3vggcem4qrgws1z">
         <w:r>
           <w:rPr>
             <w:rStyle w:val="Hyperlink"/>
@@ -894,7 +894,7 @@
       <w:r>
         <w:t xml:space="preserve"> — modifié — </w:t>
       </w:r>
-      <w:hyperlink w:history="1" r:id="rIdjkm9ebsrr5ntsmzsedvlp">
+      <w:hyperlink w:history="1" r:id="rIdpmb7uqbqm5kkr7ugebifh">
         <w:r>
           <w:rPr>
             <w:rStyle w:val="Hyperlink"/>
@@ -931,7 +931,7 @@
       <w:r>
         <w:t xml:space="preserve"> — créé — </w:t>
       </w:r>
-      <w:hyperlink w:history="1" r:id="rId_rrglqsfe9ltzfoqmqae3">
+      <w:hyperlink w:history="1" r:id="rIdagx3xbga5a-truzpqtxiy">
         <w:r>
           <w:rPr>
             <w:rStyle w:val="Hyperlink"/>
@@ -960,7 +960,7 @@
       <w:r>
         <w:t xml:space="preserve"> — modifié — </w:t>
       </w:r>
-      <w:hyperlink w:history="1" r:id="rId9o-2m2khulun9exyl1jru">
+      <w:hyperlink w:history="1" r:id="rIdgu84jwuvzyqlldp3savh3">
         <w:r>
           <w:rPr>
             <w:rStyle w:val="Hyperlink"/>
@@ -997,7 +997,7 @@
       <w:r>
         <w:t xml:space="preserve"> — modifié — </w:t>
       </w:r>
-      <w:hyperlink w:history="1" r:id="rIdo4ci4kka1nkircjimfbgj">
+      <w:hyperlink w:history="1" r:id="rIdi0w83rmit8ldgjh8kzej1">
         <w:r>
           <w:rPr>
             <w:rStyle w:val="Hyperlink"/>
@@ -1026,7 +1026,7 @@
       <w:r>
         <w:t xml:space="preserve"> — créé — </w:t>
       </w:r>
-      <w:hyperlink w:history="1" r:id="rIdzdfqydvobkszhqej8xerv">
+      <w:hyperlink w:history="1" r:id="rIderrm1kbizhpzg0ipppssj">
         <w:r>
           <w:rPr>
             <w:rStyle w:val="Hyperlink"/>
@@ -1055,7 +1055,7 @@
       <w:r>
         <w:t xml:space="preserve"> — modifié — </w:t>
       </w:r>
-      <w:hyperlink w:history="1" r:id="rIdw9wwop4hk1jnxicko2twi">
+      <w:hyperlink w:history="1" r:id="rIdgadggd9ugwiwqd_jd9btb">
         <w:r>
           <w:rPr>
             <w:rStyle w:val="Hyperlink"/>
@@ -1092,7 +1092,7 @@
       <w:r>
         <w:t xml:space="preserve"> — modifié — </w:t>
       </w:r>
-      <w:hyperlink w:history="1" r:id="rIdd2prjuaxp0-i08qlzt84h">
+      <w:hyperlink w:history="1" r:id="rIdmdhu6zgf07_pliciop_cn">
         <w:r>
           <w:rPr>
             <w:rStyle w:val="Hyperlink"/>
@@ -1121,7 +1121,7 @@
       <w:r>
         <w:t xml:space="preserve"> — modifié — </w:t>
       </w:r>
-      <w:hyperlink w:history="1" r:id="rIdazzatbrgtbpbe3ushekev">
+      <w:hyperlink w:history="1" r:id="rIdu-qzc2z80kmckk9wdphgg">
         <w:r>
           <w:rPr>
             <w:rStyle w:val="Hyperlink"/>

--- a/docs/developpement/phases/word/PHASE_16_CLICK_COLLECT_MOTEUR_DE_PRIX_ET_CATALOGUE.docx
+++ b/docs/developpement/phases/word/PHASE_16_CLICK_COLLECT_MOTEUR_DE_PRIX_ET_CATALOGUE.docx
@@ -20,7 +20,7 @@
       <w:r>
         <w:t xml:space="preserve">FlaiX Expert · dossier de développement · généré le 2026-10-19 depuis le dépôt </w:t>
       </w:r>
-      <w:hyperlink w:history="1" r:id="rIdsuqpizhcatigylyfkos-g">
+      <w:hyperlink w:history="1" r:id="rIdi3jlzuxgwgtoc65twkqvo">
         <w:r>
           <w:rPr>
             <w:rStyle w:val="Hyperlink"/>
@@ -625,7 +625,7 @@
           <w:numId w:val="2"/>
         </w:numPr>
       </w:pPr>
-      <w:hyperlink w:history="1" r:id="rIdlsp6cbuin0vc2xvmpbqyo">
+      <w:hyperlink w:history="1" r:id="rIdizzxfhq5dsndotfr99wyu">
         <w:r>
           <w:rPr>
             <w:rStyle w:val="Hyperlink"/>
@@ -645,7 +645,7 @@
           <w:numId w:val="2"/>
         </w:numPr>
       </w:pPr>
-      <w:hyperlink w:history="1" r:id="rIdo7f9notdnvvafyqq--2a8">
+      <w:hyperlink w:history="1" r:id="rIdfo9lmrgpgu2jfsgujyt2q">
         <w:r>
           <w:rPr>
             <w:rStyle w:val="Hyperlink"/>
@@ -665,7 +665,7 @@
           <w:numId w:val="2"/>
         </w:numPr>
       </w:pPr>
-      <w:hyperlink w:history="1" r:id="rIdi27c6xukaufaqza2avc98">
+      <w:hyperlink w:history="1" r:id="rId058wybwp26yvqr7t6o6gp">
         <w:r>
           <w:rPr>
             <w:rStyle w:val="Hyperlink"/>
@@ -685,7 +685,7 @@
           <w:numId w:val="2"/>
         </w:numPr>
       </w:pPr>
-      <w:hyperlink w:history="1" r:id="rId9n_-uvfwf_nmqa5r_3r_m">
+      <w:hyperlink w:history="1" r:id="rIdy55h4kqkvicshpwdlbyeu">
         <w:r>
           <w:rPr>
             <w:rStyle w:val="Hyperlink"/>
@@ -733,7 +733,7 @@
       <w:r>
         <w:t xml:space="preserve"> — créé — </w:t>
       </w:r>
-      <w:hyperlink w:history="1" r:id="rIdg5ydpdgvsrjijhu4ezkmz">
+      <w:hyperlink w:history="1" r:id="rIds5nir6abkxxibfeou43iy">
         <w:r>
           <w:rPr>
             <w:rStyle w:val="Hyperlink"/>
@@ -770,7 +770,7 @@
       <w:r>
         <w:t xml:space="preserve"> — créé — </w:t>
       </w:r>
-      <w:hyperlink w:history="1" r:id="rId2-pqrkcugrbm61zcoguzs">
+      <w:hyperlink w:history="1" r:id="rIdwjwbtjuaoq38sbchpxin3">
         <w:r>
           <w:rPr>
             <w:rStyle w:val="Hyperlink"/>
@@ -799,7 +799,7 @@
       <w:r>
         <w:t xml:space="preserve"> — créé — </w:t>
       </w:r>
-      <w:hyperlink w:history="1" r:id="rId_ijiezheabnfigvh9pmpa">
+      <w:hyperlink w:history="1" r:id="rIdle8xajzjl0jic5rxbimk-">
         <w:r>
           <w:rPr>
             <w:rStyle w:val="Hyperlink"/>
@@ -836,7 +836,7 @@
       <w:r>
         <w:t xml:space="preserve"> — créé — </w:t>
       </w:r>
-      <w:hyperlink w:history="1" r:id="rIdoqaz3visct6sudzn6lx6o">
+      <w:hyperlink w:history="1" r:id="rId7exx6q83bpzvka0q08_dm">
         <w:r>
           <w:rPr>
             <w:rStyle w:val="Hyperlink"/>
@@ -865,7 +865,7 @@
       <w:r>
         <w:t xml:space="preserve"> — modifié — </w:t>
       </w:r>
-      <w:hyperlink w:history="1" r:id="rIdtfk9aw3vggcem4qrgws1z">
+      <w:hyperlink w:history="1" r:id="rIdk0gl59f-_zhejx5-indvz">
         <w:r>
           <w:rPr>
             <w:rStyle w:val="Hyperlink"/>
@@ -894,7 +894,7 @@
       <w:r>
         <w:t xml:space="preserve"> — modifié — </w:t>
       </w:r>
-      <w:hyperlink w:history="1" r:id="rIdpmb7uqbqm5kkr7ugebifh">
+      <w:hyperlink w:history="1" r:id="rIdmstyxxkxf40ehfe6rsuvt">
         <w:r>
           <w:rPr>
             <w:rStyle w:val="Hyperlink"/>
@@ -931,7 +931,7 @@
       <w:r>
         <w:t xml:space="preserve"> — créé — </w:t>
       </w:r>
-      <w:hyperlink w:history="1" r:id="rIdagx3xbga5a-truzpqtxiy">
+      <w:hyperlink w:history="1" r:id="rIde2wrrkj4fxhvrpsnzx3tm">
         <w:r>
           <w:rPr>
             <w:rStyle w:val="Hyperlink"/>
@@ -960,7 +960,7 @@
       <w:r>
         <w:t xml:space="preserve"> — modifié — </w:t>
       </w:r>
-      <w:hyperlink w:history="1" r:id="rIdgu84jwuvzyqlldp3savh3">
+      <w:hyperlink w:history="1" r:id="rIdt9ripym2xrikiijwsazwj">
         <w:r>
           <w:rPr>
             <w:rStyle w:val="Hyperlink"/>
@@ -997,7 +997,7 @@
       <w:r>
         <w:t xml:space="preserve"> — modifié — </w:t>
       </w:r>
-      <w:hyperlink w:history="1" r:id="rIdi0w83rmit8ldgjh8kzej1">
+      <w:hyperlink w:history="1" r:id="rId81ulxo9018oqoysepaib3">
         <w:r>
           <w:rPr>
             <w:rStyle w:val="Hyperlink"/>
@@ -1026,7 +1026,7 @@
       <w:r>
         <w:t xml:space="preserve"> — créé — </w:t>
       </w:r>
-      <w:hyperlink w:history="1" r:id="rIderrm1kbizhpzg0ipppssj">
+      <w:hyperlink w:history="1" r:id="rIdcdd2efur-ncuoxtzdvrx6">
         <w:r>
           <w:rPr>
             <w:rStyle w:val="Hyperlink"/>
@@ -1055,7 +1055,7 @@
       <w:r>
         <w:t xml:space="preserve"> — modifié — </w:t>
       </w:r>
-      <w:hyperlink w:history="1" r:id="rIdgadggd9ugwiwqd_jd9btb">
+      <w:hyperlink w:history="1" r:id="rIduddyooon662jczaht8i9j">
         <w:r>
           <w:rPr>
             <w:rStyle w:val="Hyperlink"/>
@@ -1092,7 +1092,7 @@
       <w:r>
         <w:t xml:space="preserve"> — modifié — </w:t>
       </w:r>
-      <w:hyperlink w:history="1" r:id="rIdmdhu6zgf07_pliciop_cn">
+      <w:hyperlink w:history="1" r:id="rIdrdp8xlssqd1htrb1rnuvq">
         <w:r>
           <w:rPr>
             <w:rStyle w:val="Hyperlink"/>
@@ -1121,7 +1121,7 @@
       <w:r>
         <w:t xml:space="preserve"> — modifié — </w:t>
       </w:r>
-      <w:hyperlink w:history="1" r:id="rIdu-qzc2z80kmckk9wdphgg">
+      <w:hyperlink w:history="1" r:id="rIdfxupfabtcvtz92o1k_orn">
         <w:r>
           <w:rPr>
             <w:rStyle w:val="Hyperlink"/>

--- a/docs/developpement/phases/word/PHASE_16_CLICK_COLLECT_MOTEUR_DE_PRIX_ET_CATALOGUE.docx
+++ b/docs/developpement/phases/word/PHASE_16_CLICK_COLLECT_MOTEUR_DE_PRIX_ET_CATALOGUE.docx
@@ -20,7 +20,7 @@
       <w:r>
         <w:t xml:space="preserve">FlaiX Expert · dossier de développement · généré le 2026-10-19 depuis le dépôt </w:t>
       </w:r>
-      <w:hyperlink w:history="1" r:id="rIdi3jlzuxgwgtoc65twkqvo">
+      <w:hyperlink w:history="1" r:id="rIdtd9-nb014xfqvjibzeu0l">
         <w:r>
           <w:rPr>
             <w:rStyle w:val="Hyperlink"/>
@@ -625,7 +625,7 @@
           <w:numId w:val="2"/>
         </w:numPr>
       </w:pPr>
-      <w:hyperlink w:history="1" r:id="rIdizzxfhq5dsndotfr99wyu">
+      <w:hyperlink w:history="1" r:id="rIdnonlyfodkyalbuypkvu40">
         <w:r>
           <w:rPr>
             <w:rStyle w:val="Hyperlink"/>
@@ -645,7 +645,7 @@
           <w:numId w:val="2"/>
         </w:numPr>
       </w:pPr>
-      <w:hyperlink w:history="1" r:id="rIdfo9lmrgpgu2jfsgujyt2q">
+      <w:hyperlink w:history="1" r:id="rIdyv1wzoxofzfvqdxeaxtkk">
         <w:r>
           <w:rPr>
             <w:rStyle w:val="Hyperlink"/>
@@ -665,7 +665,7 @@
           <w:numId w:val="2"/>
         </w:numPr>
       </w:pPr>
-      <w:hyperlink w:history="1" r:id="rId058wybwp26yvqr7t6o6gp">
+      <w:hyperlink w:history="1" r:id="rId5snobhy7lvsix-gmdwnnp">
         <w:r>
           <w:rPr>
             <w:rStyle w:val="Hyperlink"/>
@@ -685,7 +685,7 @@
           <w:numId w:val="2"/>
         </w:numPr>
       </w:pPr>
-      <w:hyperlink w:history="1" r:id="rIdy55h4kqkvicshpwdlbyeu">
+      <w:hyperlink w:history="1" r:id="rIdzh-eaovojaersvgoebonn">
         <w:r>
           <w:rPr>
             <w:rStyle w:val="Hyperlink"/>
@@ -733,7 +733,7 @@
       <w:r>
         <w:t xml:space="preserve"> — créé — </w:t>
       </w:r>
-      <w:hyperlink w:history="1" r:id="rIds5nir6abkxxibfeou43iy">
+      <w:hyperlink w:history="1" r:id="rIdkt4rajlaq9i7f4yh7e9jw">
         <w:r>
           <w:rPr>
             <w:rStyle w:val="Hyperlink"/>
@@ -770,7 +770,7 @@
       <w:r>
         <w:t xml:space="preserve"> — créé — </w:t>
       </w:r>
-      <w:hyperlink w:history="1" r:id="rIdwjwbtjuaoq38sbchpxin3">
+      <w:hyperlink w:history="1" r:id="rIdfnhutf-hx6kyoprcbz2q7">
         <w:r>
           <w:rPr>
             <w:rStyle w:val="Hyperlink"/>
@@ -799,7 +799,7 @@
       <w:r>
         <w:t xml:space="preserve"> — créé — </w:t>
       </w:r>
-      <w:hyperlink w:history="1" r:id="rIdle8xajzjl0jic5rxbimk-">
+      <w:hyperlink w:history="1" r:id="rIdc5cef2y8jinv27tuywoec">
         <w:r>
           <w:rPr>
             <w:rStyle w:val="Hyperlink"/>
@@ -836,7 +836,7 @@
       <w:r>
         <w:t xml:space="preserve"> — créé — </w:t>
       </w:r>
-      <w:hyperlink w:history="1" r:id="rId7exx6q83bpzvka0q08_dm">
+      <w:hyperlink w:history="1" r:id="rIdypl3kg3le5qr0djnvhxrr">
         <w:r>
           <w:rPr>
             <w:rStyle w:val="Hyperlink"/>
@@ -865,7 +865,7 @@
       <w:r>
         <w:t xml:space="preserve"> — modifié — </w:t>
       </w:r>
-      <w:hyperlink w:history="1" r:id="rIdk0gl59f-_zhejx5-indvz">
+      <w:hyperlink w:history="1" r:id="rIdawv73lus-uga3tmnhbvo0">
         <w:r>
           <w:rPr>
             <w:rStyle w:val="Hyperlink"/>
@@ -894,7 +894,7 @@
       <w:r>
         <w:t xml:space="preserve"> — modifié — </w:t>
       </w:r>
-      <w:hyperlink w:history="1" r:id="rIdmstyxxkxf40ehfe6rsuvt">
+      <w:hyperlink w:history="1" r:id="rIdskpbqv6mbtagi5dvwcmwt">
         <w:r>
           <w:rPr>
             <w:rStyle w:val="Hyperlink"/>
@@ -931,7 +931,7 @@
       <w:r>
         <w:t xml:space="preserve"> — créé — </w:t>
       </w:r>
-      <w:hyperlink w:history="1" r:id="rIde2wrrkj4fxhvrpsnzx3tm">
+      <w:hyperlink w:history="1" r:id="rIdzesuibdjbo8esadg-z8ib">
         <w:r>
           <w:rPr>
             <w:rStyle w:val="Hyperlink"/>
@@ -960,7 +960,7 @@
       <w:r>
         <w:t xml:space="preserve"> — modifié — </w:t>
       </w:r>
-      <w:hyperlink w:history="1" r:id="rIdt9ripym2xrikiijwsazwj">
+      <w:hyperlink w:history="1" r:id="rIduknum2v4gmgpksfb8buxv">
         <w:r>
           <w:rPr>
             <w:rStyle w:val="Hyperlink"/>
@@ -997,7 +997,7 @@
       <w:r>
         <w:t xml:space="preserve"> — modifié — </w:t>
       </w:r>
-      <w:hyperlink w:history="1" r:id="rId81ulxo9018oqoysepaib3">
+      <w:hyperlink w:history="1" r:id="rId5-tk4yfoxnemf4vzsfvyx">
         <w:r>
           <w:rPr>
             <w:rStyle w:val="Hyperlink"/>
@@ -1026,7 +1026,7 @@
       <w:r>
         <w:t xml:space="preserve"> — créé — </w:t>
       </w:r>
-      <w:hyperlink w:history="1" r:id="rIdcdd2efur-ncuoxtzdvrx6">
+      <w:hyperlink w:history="1" r:id="rIdkb3wzeaybqx0zppb0iyry">
         <w:r>
           <w:rPr>
             <w:rStyle w:val="Hyperlink"/>
@@ -1055,7 +1055,7 @@
       <w:r>
         <w:t xml:space="preserve"> — modifié — </w:t>
       </w:r>
-      <w:hyperlink w:history="1" r:id="rIduddyooon662jczaht8i9j">
+      <w:hyperlink w:history="1" r:id="rIdpds0ciefltsk2qsdyighi">
         <w:r>
           <w:rPr>
             <w:rStyle w:val="Hyperlink"/>
@@ -1092,7 +1092,7 @@
       <w:r>
         <w:t xml:space="preserve"> — modifié — </w:t>
       </w:r>
-      <w:hyperlink w:history="1" r:id="rIdrdp8xlssqd1htrb1rnuvq">
+      <w:hyperlink w:history="1" r:id="rId2xahqhquokhsdb88osxtv">
         <w:r>
           <w:rPr>
             <w:rStyle w:val="Hyperlink"/>
@@ -1121,7 +1121,7 @@
       <w:r>
         <w:t xml:space="preserve"> — modifié — </w:t>
       </w:r>
-      <w:hyperlink w:history="1" r:id="rIdfxupfabtcvtz92o1k_orn">
+      <w:hyperlink w:history="1" r:id="rIdnmzupfcqk5dzh2qds3dzn">
         <w:r>
           <w:rPr>
             <w:rStyle w:val="Hyperlink"/>

--- a/docs/developpement/phases/word/PHASE_16_CLICK_COLLECT_MOTEUR_DE_PRIX_ET_CATALOGUE.docx
+++ b/docs/developpement/phases/word/PHASE_16_CLICK_COLLECT_MOTEUR_DE_PRIX_ET_CATALOGUE.docx
@@ -18,9 +18,9 @@
         <w:shd w:fill="F6F3FF" w:color="auto" w:val="clear"/>
       </w:pPr>
       <w:r>
-        <w:t xml:space="preserve">FlaiX Expert · dossier de développement · généré le 2026-10-19 depuis le dépôt </w:t>
-      </w:r>
-      <w:hyperlink w:history="1" r:id="rIdtd9-nb014xfqvjibzeu0l">
+        <w:t xml:space="preserve">FlaiX Expert · dossier de développement · généré le 2026-10-21 depuis le dépôt </w:t>
+      </w:r>
+      <w:hyperlink w:history="1" r:id="rIdubcakyw_vvtese5xabl2t">
         <w:r>
           <w:rPr>
             <w:rStyle w:val="Hyperlink"/>
@@ -625,7 +625,7 @@
           <w:numId w:val="2"/>
         </w:numPr>
       </w:pPr>
-      <w:hyperlink w:history="1" r:id="rIdnonlyfodkyalbuypkvu40">
+      <w:hyperlink w:history="1" r:id="rIdzmqqhipxv5y-jwx0n3iya">
         <w:r>
           <w:rPr>
             <w:rStyle w:val="Hyperlink"/>
@@ -645,7 +645,7 @@
           <w:numId w:val="2"/>
         </w:numPr>
       </w:pPr>
-      <w:hyperlink w:history="1" r:id="rIdyv1wzoxofzfvqdxeaxtkk">
+      <w:hyperlink w:history="1" r:id="rIdsbfmkiwxfgsnbmnpzrq0n">
         <w:r>
           <w:rPr>
             <w:rStyle w:val="Hyperlink"/>
@@ -665,7 +665,7 @@
           <w:numId w:val="2"/>
         </w:numPr>
       </w:pPr>
-      <w:hyperlink w:history="1" r:id="rId5snobhy7lvsix-gmdwnnp">
+      <w:hyperlink w:history="1" r:id="rIderbn_hp8uwq-etcu521gb">
         <w:r>
           <w:rPr>
             <w:rStyle w:val="Hyperlink"/>
@@ -685,7 +685,7 @@
           <w:numId w:val="2"/>
         </w:numPr>
       </w:pPr>
-      <w:hyperlink w:history="1" r:id="rIdzh-eaovojaersvgoebonn">
+      <w:hyperlink w:history="1" r:id="rIdd_gxxrjmuker3nasrk7-2">
         <w:r>
           <w:rPr>
             <w:rStyle w:val="Hyperlink"/>
@@ -733,7 +733,7 @@
       <w:r>
         <w:t xml:space="preserve"> — créé — </w:t>
       </w:r>
-      <w:hyperlink w:history="1" r:id="rIdkt4rajlaq9i7f4yh7e9jw">
+      <w:hyperlink w:history="1" r:id="rIdbqomgngqktmuhydslec9y">
         <w:r>
           <w:rPr>
             <w:rStyle w:val="Hyperlink"/>
@@ -770,7 +770,7 @@
       <w:r>
         <w:t xml:space="preserve"> — créé — </w:t>
       </w:r>
-      <w:hyperlink w:history="1" r:id="rIdfnhutf-hx6kyoprcbz2q7">
+      <w:hyperlink w:history="1" r:id="rIdswoaot_ekzmzbqv7lme0k">
         <w:r>
           <w:rPr>
             <w:rStyle w:val="Hyperlink"/>
@@ -799,7 +799,7 @@
       <w:r>
         <w:t xml:space="preserve"> — créé — </w:t>
       </w:r>
-      <w:hyperlink w:history="1" r:id="rIdc5cef2y8jinv27tuywoec">
+      <w:hyperlink w:history="1" r:id="rIdvaopan0wxxw1rfchlevku">
         <w:r>
           <w:rPr>
             <w:rStyle w:val="Hyperlink"/>
@@ -836,7 +836,7 @@
       <w:r>
         <w:t xml:space="preserve"> — créé — </w:t>
       </w:r>
-      <w:hyperlink w:history="1" r:id="rIdypl3kg3le5qr0djnvhxrr">
+      <w:hyperlink w:history="1" r:id="rIdtzvztjt3vrvdh9nckks5x">
         <w:r>
           <w:rPr>
             <w:rStyle w:val="Hyperlink"/>
@@ -865,7 +865,7 @@
       <w:r>
         <w:t xml:space="preserve"> — modifié — </w:t>
       </w:r>
-      <w:hyperlink w:history="1" r:id="rIdawv73lus-uga3tmnhbvo0">
+      <w:hyperlink w:history="1" r:id="rIdp8log4r99wbzyq1cxselu">
         <w:r>
           <w:rPr>
             <w:rStyle w:val="Hyperlink"/>
@@ -894,7 +894,7 @@
       <w:r>
         <w:t xml:space="preserve"> — modifié — </w:t>
       </w:r>
-      <w:hyperlink w:history="1" r:id="rIdskpbqv6mbtagi5dvwcmwt">
+      <w:hyperlink w:history="1" r:id="rIddhdbs72qlvpdq5pfcuhjs">
         <w:r>
           <w:rPr>
             <w:rStyle w:val="Hyperlink"/>
@@ -931,7 +931,7 @@
       <w:r>
         <w:t xml:space="preserve"> — créé — </w:t>
       </w:r>
-      <w:hyperlink w:history="1" r:id="rIdzesuibdjbo8esadg-z8ib">
+      <w:hyperlink w:history="1" r:id="rId5rezrg6zejnqdatijd7cv">
         <w:r>
           <w:rPr>
             <w:rStyle w:val="Hyperlink"/>
@@ -960,7 +960,7 @@
       <w:r>
         <w:t xml:space="preserve"> — modifié — </w:t>
       </w:r>
-      <w:hyperlink w:history="1" r:id="rIduknum2v4gmgpksfb8buxv">
+      <w:hyperlink w:history="1" r:id="rId8gqvlt_tmg0vqr2ckzokp">
         <w:r>
           <w:rPr>
             <w:rStyle w:val="Hyperlink"/>
@@ -997,7 +997,7 @@
       <w:r>
         <w:t xml:space="preserve"> — modifié — </w:t>
       </w:r>
-      <w:hyperlink w:history="1" r:id="rId5-tk4yfoxnemf4vzsfvyx">
+      <w:hyperlink w:history="1" r:id="rIdcoukjkcufkz5nzkoyknxh">
         <w:r>
           <w:rPr>
             <w:rStyle w:val="Hyperlink"/>
@@ -1026,7 +1026,7 @@
       <w:r>
         <w:t xml:space="preserve"> — créé — </w:t>
       </w:r>
-      <w:hyperlink w:history="1" r:id="rIdkb3wzeaybqx0zppb0iyry">
+      <w:hyperlink w:history="1" r:id="rIdanv1flif8glwywk9kvhku">
         <w:r>
           <w:rPr>
             <w:rStyle w:val="Hyperlink"/>
@@ -1055,7 +1055,7 @@
       <w:r>
         <w:t xml:space="preserve"> — modifié — </w:t>
       </w:r>
-      <w:hyperlink w:history="1" r:id="rIdpds0ciefltsk2qsdyighi">
+      <w:hyperlink w:history="1" r:id="rIdzvrdunzjbj2prnuemwobz">
         <w:r>
           <w:rPr>
             <w:rStyle w:val="Hyperlink"/>
@@ -1092,7 +1092,7 @@
       <w:r>
         <w:t xml:space="preserve"> — modifié — </w:t>
       </w:r>
-      <w:hyperlink w:history="1" r:id="rId2xahqhquokhsdb88osxtv">
+      <w:hyperlink w:history="1" r:id="rIdf0b3q8astzoagtja210vn">
         <w:r>
           <w:rPr>
             <w:rStyle w:val="Hyperlink"/>
@@ -1121,7 +1121,7 @@
       <w:r>
         <w:t xml:space="preserve"> — modifié — </w:t>
       </w:r>
-      <w:hyperlink w:history="1" r:id="rIdnmzupfcqk5dzh2qds3dzn">
+      <w:hyperlink w:history="1" r:id="rIdeobkzdby1c6ruvmjmxfd6">
         <w:r>
           <w:rPr>
             <w:rStyle w:val="Hyperlink"/>

--- a/docs/developpement/phases/word/PHASE_16_CLICK_COLLECT_MOTEUR_DE_PRIX_ET_CATALOGUE.docx
+++ b/docs/developpement/phases/word/PHASE_16_CLICK_COLLECT_MOTEUR_DE_PRIX_ET_CATALOGUE.docx
@@ -20,7 +20,7 @@
       <w:r>
         <w:t xml:space="preserve">FlaiX Expert · dossier de développement · généré le 2026-10-21 depuis le dépôt </w:t>
       </w:r>
-      <w:hyperlink w:history="1" r:id="rIdubcakyw_vvtese5xabl2t">
+      <w:hyperlink w:history="1" r:id="rIdipdcitvgrknyajqc50sfy">
         <w:r>
           <w:rPr>
             <w:rStyle w:val="Hyperlink"/>
@@ -625,7 +625,7 @@
           <w:numId w:val="2"/>
         </w:numPr>
       </w:pPr>
-      <w:hyperlink w:history="1" r:id="rIdzmqqhipxv5y-jwx0n3iya">
+      <w:hyperlink w:history="1" r:id="rId5iccwseuzcd6auhzucouf">
         <w:r>
           <w:rPr>
             <w:rStyle w:val="Hyperlink"/>
@@ -645,7 +645,7 @@
           <w:numId w:val="2"/>
         </w:numPr>
       </w:pPr>
-      <w:hyperlink w:history="1" r:id="rIdsbfmkiwxfgsnbmnpzrq0n">
+      <w:hyperlink w:history="1" r:id="rIdyw5h_e12d52773xf_tay4">
         <w:r>
           <w:rPr>
             <w:rStyle w:val="Hyperlink"/>
@@ -665,7 +665,7 @@
           <w:numId w:val="2"/>
         </w:numPr>
       </w:pPr>
-      <w:hyperlink w:history="1" r:id="rIderbn_hp8uwq-etcu521gb">
+      <w:hyperlink w:history="1" r:id="rIdzrkzsfdfjaw5fhioyr8zj">
         <w:r>
           <w:rPr>
             <w:rStyle w:val="Hyperlink"/>
@@ -685,7 +685,7 @@
           <w:numId w:val="2"/>
         </w:numPr>
       </w:pPr>
-      <w:hyperlink w:history="1" r:id="rIdd_gxxrjmuker3nasrk7-2">
+      <w:hyperlink w:history="1" r:id="rIdlqzgnllca4yqr9wq9mijd">
         <w:r>
           <w:rPr>
             <w:rStyle w:val="Hyperlink"/>
@@ -733,7 +733,7 @@
       <w:r>
         <w:t xml:space="preserve"> — créé — </w:t>
       </w:r>
-      <w:hyperlink w:history="1" r:id="rIdbqomgngqktmuhydslec9y">
+      <w:hyperlink w:history="1" r:id="rIdyhtlugilu8agtlyeobwtp">
         <w:r>
           <w:rPr>
             <w:rStyle w:val="Hyperlink"/>
@@ -770,7 +770,7 @@
       <w:r>
         <w:t xml:space="preserve"> — créé — </w:t>
       </w:r>
-      <w:hyperlink w:history="1" r:id="rIdswoaot_ekzmzbqv7lme0k">
+      <w:hyperlink w:history="1" r:id="rId-bxgzhszy5ojyskgjlkox">
         <w:r>
           <w:rPr>
             <w:rStyle w:val="Hyperlink"/>
@@ -799,7 +799,7 @@
       <w:r>
         <w:t xml:space="preserve"> — créé — </w:t>
       </w:r>
-      <w:hyperlink w:history="1" r:id="rIdvaopan0wxxw1rfchlevku">
+      <w:hyperlink w:history="1" r:id="rIdn_xxeh5ozwqxmqjc4acly">
         <w:r>
           <w:rPr>
             <w:rStyle w:val="Hyperlink"/>
@@ -836,7 +836,7 @@
       <w:r>
         <w:t xml:space="preserve"> — créé — </w:t>
       </w:r>
-      <w:hyperlink w:history="1" r:id="rIdtzvztjt3vrvdh9nckks5x">
+      <w:hyperlink w:history="1" r:id="rIdsfy_iisrhan9q1cxvspqi">
         <w:r>
           <w:rPr>
             <w:rStyle w:val="Hyperlink"/>
@@ -865,7 +865,7 @@
       <w:r>
         <w:t xml:space="preserve"> — modifié — </w:t>
       </w:r>
-      <w:hyperlink w:history="1" r:id="rIdp8log4r99wbzyq1cxselu">
+      <w:hyperlink w:history="1" r:id="rId_40csjharlp6tadlovefj">
         <w:r>
           <w:rPr>
             <w:rStyle w:val="Hyperlink"/>
@@ -894,7 +894,7 @@
       <w:r>
         <w:t xml:space="preserve"> — modifié — </w:t>
       </w:r>
-      <w:hyperlink w:history="1" r:id="rIddhdbs72qlvpdq5pfcuhjs">
+      <w:hyperlink w:history="1" r:id="rIdj71hvw63g94xfukbau3tt">
         <w:r>
           <w:rPr>
             <w:rStyle w:val="Hyperlink"/>
@@ -931,7 +931,7 @@
       <w:r>
         <w:t xml:space="preserve"> — créé — </w:t>
       </w:r>
-      <w:hyperlink w:history="1" r:id="rId5rezrg6zejnqdatijd7cv">
+      <w:hyperlink w:history="1" r:id="rIdzlp5krcjwjgkpeacpeum2">
         <w:r>
           <w:rPr>
             <w:rStyle w:val="Hyperlink"/>
@@ -960,7 +960,7 @@
       <w:r>
         <w:t xml:space="preserve"> — modifié — </w:t>
       </w:r>
-      <w:hyperlink w:history="1" r:id="rId8gqvlt_tmg0vqr2ckzokp">
+      <w:hyperlink w:history="1" r:id="rIdr686jw-jm1vhteocs168-">
         <w:r>
           <w:rPr>
             <w:rStyle w:val="Hyperlink"/>
@@ -997,7 +997,7 @@
       <w:r>
         <w:t xml:space="preserve"> — modifié — </w:t>
       </w:r>
-      <w:hyperlink w:history="1" r:id="rIdcoukjkcufkz5nzkoyknxh">
+      <w:hyperlink w:history="1" r:id="rIdbondlfa-sisuxx6lwckbq">
         <w:r>
           <w:rPr>
             <w:rStyle w:val="Hyperlink"/>
@@ -1026,7 +1026,7 @@
       <w:r>
         <w:t xml:space="preserve"> — créé — </w:t>
       </w:r>
-      <w:hyperlink w:history="1" r:id="rIdanv1flif8glwywk9kvhku">
+      <w:hyperlink w:history="1" r:id="rIdh7akshg_5g7efoh1zn-u8">
         <w:r>
           <w:rPr>
             <w:rStyle w:val="Hyperlink"/>
@@ -1055,7 +1055,7 @@
       <w:r>
         <w:t xml:space="preserve"> — modifié — </w:t>
       </w:r>
-      <w:hyperlink w:history="1" r:id="rIdzvrdunzjbj2prnuemwobz">
+      <w:hyperlink w:history="1" r:id="rId3xh_hlbhidv2fymf7hyvf">
         <w:r>
           <w:rPr>
             <w:rStyle w:val="Hyperlink"/>
@@ -1092,7 +1092,7 @@
       <w:r>
         <w:t xml:space="preserve"> — modifié — </w:t>
       </w:r>
-      <w:hyperlink w:history="1" r:id="rIdf0b3q8astzoagtja210vn">
+      <w:hyperlink w:history="1" r:id="rIdh5kd0l5wicsq3oy3soepe">
         <w:r>
           <w:rPr>
             <w:rStyle w:val="Hyperlink"/>
@@ -1121,7 +1121,7 @@
       <w:r>
         <w:t xml:space="preserve"> — modifié — </w:t>
       </w:r>
-      <w:hyperlink w:history="1" r:id="rIdeobkzdby1c6ruvmjmxfd6">
+      <w:hyperlink w:history="1" r:id="rIdxkbj3kta3mpzjyduhd7ux">
         <w:r>
           <w:rPr>
             <w:rStyle w:val="Hyperlink"/>

--- a/docs/developpement/phases/word/PHASE_16_CLICK_COLLECT_MOTEUR_DE_PRIX_ET_CATALOGUE.docx
+++ b/docs/developpement/phases/word/PHASE_16_CLICK_COLLECT_MOTEUR_DE_PRIX_ET_CATALOGUE.docx
@@ -18,9 +18,9 @@
         <w:shd w:fill="F6F3FF" w:color="auto" w:val="clear"/>
       </w:pPr>
       <w:r>
-        <w:t xml:space="preserve">FlaiX Expert · dossier de développement · généré le 2026-10-21 depuis le dépôt </w:t>
-      </w:r>
-      <w:hyperlink w:history="1" r:id="rIdipdcitvgrknyajqc50sfy">
+        <w:t xml:space="preserve">FlaiX Expert · dossier de développement · généré le 2026-10-23 depuis le dépôt </w:t>
+      </w:r>
+      <w:hyperlink w:history="1" r:id="rIdzpmec4nheoejtjudws8l5">
         <w:r>
           <w:rPr>
             <w:rStyle w:val="Hyperlink"/>
@@ -625,7 +625,7 @@
           <w:numId w:val="2"/>
         </w:numPr>
       </w:pPr>
-      <w:hyperlink w:history="1" r:id="rId5iccwseuzcd6auhzucouf">
+      <w:hyperlink w:history="1" r:id="rIdtmey_u6fvzmf4i61mmmhp">
         <w:r>
           <w:rPr>
             <w:rStyle w:val="Hyperlink"/>
@@ -645,7 +645,7 @@
           <w:numId w:val="2"/>
         </w:numPr>
       </w:pPr>
-      <w:hyperlink w:history="1" r:id="rIdyw5h_e12d52773xf_tay4">
+      <w:hyperlink w:history="1" r:id="rIdirjsg544dchndw36v4uqu">
         <w:r>
           <w:rPr>
             <w:rStyle w:val="Hyperlink"/>
@@ -665,7 +665,7 @@
           <w:numId w:val="2"/>
         </w:numPr>
       </w:pPr>
-      <w:hyperlink w:history="1" r:id="rIdzrkzsfdfjaw5fhioyr8zj">
+      <w:hyperlink w:history="1" r:id="rIdbi3b3esnjd-scfsknxayl">
         <w:r>
           <w:rPr>
             <w:rStyle w:val="Hyperlink"/>
@@ -685,7 +685,7 @@
           <w:numId w:val="2"/>
         </w:numPr>
       </w:pPr>
-      <w:hyperlink w:history="1" r:id="rIdlqzgnllca4yqr9wq9mijd">
+      <w:hyperlink w:history="1" r:id="rIdcdocy2ovfcxdav_vs0_zl">
         <w:r>
           <w:rPr>
             <w:rStyle w:val="Hyperlink"/>
@@ -733,7 +733,7 @@
       <w:r>
         <w:t xml:space="preserve"> — créé — </w:t>
       </w:r>
-      <w:hyperlink w:history="1" r:id="rIdyhtlugilu8agtlyeobwtp">
+      <w:hyperlink w:history="1" r:id="rIdhezwla6mybqmlbkovxrb4">
         <w:r>
           <w:rPr>
             <w:rStyle w:val="Hyperlink"/>
@@ -770,7 +770,7 @@
       <w:r>
         <w:t xml:space="preserve"> — créé — </w:t>
       </w:r>
-      <w:hyperlink w:history="1" r:id="rId-bxgzhszy5ojyskgjlkox">
+      <w:hyperlink w:history="1" r:id="rIdu2w0gjwuuka99nmzaq40l">
         <w:r>
           <w:rPr>
             <w:rStyle w:val="Hyperlink"/>
@@ -799,7 +799,7 @@
       <w:r>
         <w:t xml:space="preserve"> — créé — </w:t>
       </w:r>
-      <w:hyperlink w:history="1" r:id="rIdn_xxeh5ozwqxmqjc4acly">
+      <w:hyperlink w:history="1" r:id="rIdygbqchoc9u3s7i6v7nnl9">
         <w:r>
           <w:rPr>
             <w:rStyle w:val="Hyperlink"/>
@@ -836,7 +836,7 @@
       <w:r>
         <w:t xml:space="preserve"> — créé — </w:t>
       </w:r>
-      <w:hyperlink w:history="1" r:id="rIdsfy_iisrhan9q1cxvspqi">
+      <w:hyperlink w:history="1" r:id="rIdrxc3hwktfgloul6rfytxq">
         <w:r>
           <w:rPr>
             <w:rStyle w:val="Hyperlink"/>
@@ -865,7 +865,7 @@
       <w:r>
         <w:t xml:space="preserve"> — modifié — </w:t>
       </w:r>
-      <w:hyperlink w:history="1" r:id="rId_40csjharlp6tadlovefj">
+      <w:hyperlink w:history="1" r:id="rId1g__zhiowuisyjmidqrgz">
         <w:r>
           <w:rPr>
             <w:rStyle w:val="Hyperlink"/>
@@ -894,7 +894,7 @@
       <w:r>
         <w:t xml:space="preserve"> — modifié — </w:t>
       </w:r>
-      <w:hyperlink w:history="1" r:id="rIdj71hvw63g94xfukbau3tt">
+      <w:hyperlink w:history="1" r:id="rIdojmpnofqhmiq_ljmr9qvt">
         <w:r>
           <w:rPr>
             <w:rStyle w:val="Hyperlink"/>
@@ -931,7 +931,7 @@
       <w:r>
         <w:t xml:space="preserve"> — créé — </w:t>
       </w:r>
-      <w:hyperlink w:history="1" r:id="rIdzlp5krcjwjgkpeacpeum2">
+      <w:hyperlink w:history="1" r:id="rIdjgo6eiahijr-oxd3soo7h">
         <w:r>
           <w:rPr>
             <w:rStyle w:val="Hyperlink"/>
@@ -960,7 +960,7 @@
       <w:r>
         <w:t xml:space="preserve"> — modifié — </w:t>
       </w:r>
-      <w:hyperlink w:history="1" r:id="rIdr686jw-jm1vhteocs168-">
+      <w:hyperlink w:history="1" r:id="rIdp-92kvhdvgmzurappekyx">
         <w:r>
           <w:rPr>
             <w:rStyle w:val="Hyperlink"/>
@@ -997,7 +997,7 @@
       <w:r>
         <w:t xml:space="preserve"> — modifié — </w:t>
       </w:r>
-      <w:hyperlink w:history="1" r:id="rIdbondlfa-sisuxx6lwckbq">
+      <w:hyperlink w:history="1" r:id="rIdot8ekzevtpxvuftuj6afn">
         <w:r>
           <w:rPr>
             <w:rStyle w:val="Hyperlink"/>
@@ -1026,7 +1026,7 @@
       <w:r>
         <w:t xml:space="preserve"> — créé — </w:t>
       </w:r>
-      <w:hyperlink w:history="1" r:id="rIdh7akshg_5g7efoh1zn-u8">
+      <w:hyperlink w:history="1" r:id="rIdgxiec1qrgnwphxa8eh99q">
         <w:r>
           <w:rPr>
             <w:rStyle w:val="Hyperlink"/>
@@ -1055,7 +1055,7 @@
       <w:r>
         <w:t xml:space="preserve"> — modifié — </w:t>
       </w:r>
-      <w:hyperlink w:history="1" r:id="rId3xh_hlbhidv2fymf7hyvf">
+      <w:hyperlink w:history="1" r:id="rIdvwq0ndg-_eqbrbjyjwd0x">
         <w:r>
           <w:rPr>
             <w:rStyle w:val="Hyperlink"/>
@@ -1092,7 +1092,7 @@
       <w:r>
         <w:t xml:space="preserve"> — modifié — </w:t>
       </w:r>
-      <w:hyperlink w:history="1" r:id="rIdh5kd0l5wicsq3oy3soepe">
+      <w:hyperlink w:history="1" r:id="rId8k4cklr3pfjmkotgro9kz">
         <w:r>
           <w:rPr>
             <w:rStyle w:val="Hyperlink"/>
@@ -1121,7 +1121,7 @@
       <w:r>
         <w:t xml:space="preserve"> — modifié — </w:t>
       </w:r>
-      <w:hyperlink w:history="1" r:id="rIdxkbj3kta3mpzjyduhd7ux">
+      <w:hyperlink w:history="1" r:id="rIdybpp1bdt6kyq4bcgyqmcp">
         <w:r>
           <w:rPr>
             <w:rStyle w:val="Hyperlink"/>

--- a/docs/developpement/phases/word/PHASE_16_CLICK_COLLECT_MOTEUR_DE_PRIX_ET_CATALOGUE.docx
+++ b/docs/developpement/phases/word/PHASE_16_CLICK_COLLECT_MOTEUR_DE_PRIX_ET_CATALOGUE.docx
@@ -18,9 +18,9 @@
         <w:shd w:fill="F6F3FF" w:color="auto" w:val="clear"/>
       </w:pPr>
       <w:r>
-        <w:t xml:space="preserve">FlaiX Expert · dossier de développement · généré le 2026-10-23 depuis le dépôt </w:t>
-      </w:r>
-      <w:hyperlink w:history="1" r:id="rIdzpmec4nheoejtjudws8l5">
+        <w:t xml:space="preserve">FlaiX Expert · dossier de développement · généré le 2026-10-24 depuis le dépôt </w:t>
+      </w:r>
+      <w:hyperlink w:history="1" r:id="rIdglnfqlfjyxswzwwuptxzc">
         <w:r>
           <w:rPr>
             <w:rStyle w:val="Hyperlink"/>
@@ -625,7 +625,7 @@
           <w:numId w:val="2"/>
         </w:numPr>
       </w:pPr>
-      <w:hyperlink w:history="1" r:id="rIdtmey_u6fvzmf4i61mmmhp">
+      <w:hyperlink w:history="1" r:id="rIdotr3qygxsak5-cbdckc5m">
         <w:r>
           <w:rPr>
             <w:rStyle w:val="Hyperlink"/>
@@ -645,7 +645,7 @@
           <w:numId w:val="2"/>
         </w:numPr>
       </w:pPr>
-      <w:hyperlink w:history="1" r:id="rIdirjsg544dchndw36v4uqu">
+      <w:hyperlink w:history="1" r:id="rIdutoksk9cb5mw0gmyahbkp">
         <w:r>
           <w:rPr>
             <w:rStyle w:val="Hyperlink"/>
@@ -665,7 +665,7 @@
           <w:numId w:val="2"/>
         </w:numPr>
       </w:pPr>
-      <w:hyperlink w:history="1" r:id="rIdbi3b3esnjd-scfsknxayl">
+      <w:hyperlink w:history="1" r:id="rIdp13m4pdjm69n0bl1l_sbt">
         <w:r>
           <w:rPr>
             <w:rStyle w:val="Hyperlink"/>
@@ -685,7 +685,7 @@
           <w:numId w:val="2"/>
         </w:numPr>
       </w:pPr>
-      <w:hyperlink w:history="1" r:id="rIdcdocy2ovfcxdav_vs0_zl">
+      <w:hyperlink w:history="1" r:id="rIdc22darw2pdtank2auwmm5">
         <w:r>
           <w:rPr>
             <w:rStyle w:val="Hyperlink"/>
@@ -733,7 +733,7 @@
       <w:r>
         <w:t xml:space="preserve"> — créé — </w:t>
       </w:r>
-      <w:hyperlink w:history="1" r:id="rIdhezwla6mybqmlbkovxrb4">
+      <w:hyperlink w:history="1" r:id="rIdgg1fuugxdjk7h5ep9u04a">
         <w:r>
           <w:rPr>
             <w:rStyle w:val="Hyperlink"/>
@@ -770,7 +770,7 @@
       <w:r>
         <w:t xml:space="preserve"> — créé — </w:t>
       </w:r>
-      <w:hyperlink w:history="1" r:id="rIdu2w0gjwuuka99nmzaq40l">
+      <w:hyperlink w:history="1" r:id="rIdtmbqfzjescrxv7_na7yty">
         <w:r>
           <w:rPr>
             <w:rStyle w:val="Hyperlink"/>
@@ -799,7 +799,7 @@
       <w:r>
         <w:t xml:space="preserve"> — créé — </w:t>
       </w:r>
-      <w:hyperlink w:history="1" r:id="rIdygbqchoc9u3s7i6v7nnl9">
+      <w:hyperlink w:history="1" r:id="rId1ibqtugbh79jlxpaudgvn">
         <w:r>
           <w:rPr>
             <w:rStyle w:val="Hyperlink"/>
@@ -836,7 +836,7 @@
       <w:r>
         <w:t xml:space="preserve"> — créé — </w:t>
       </w:r>
-      <w:hyperlink w:history="1" r:id="rIdrxc3hwktfgloul6rfytxq">
+      <w:hyperlink w:history="1" r:id="rIdfet5pxtaetisju01eoqmh">
         <w:r>
           <w:rPr>
             <w:rStyle w:val="Hyperlink"/>
@@ -865,7 +865,7 @@
       <w:r>
         <w:t xml:space="preserve"> — modifié — </w:t>
       </w:r>
-      <w:hyperlink w:history="1" r:id="rId1g__zhiowuisyjmidqrgz">
+      <w:hyperlink w:history="1" r:id="rIdgkouenhrkilzsphav7keo">
         <w:r>
           <w:rPr>
             <w:rStyle w:val="Hyperlink"/>
@@ -894,7 +894,7 @@
       <w:r>
         <w:t xml:space="preserve"> — modifié — </w:t>
       </w:r>
-      <w:hyperlink w:history="1" r:id="rIdojmpnofqhmiq_ljmr9qvt">
+      <w:hyperlink w:history="1" r:id="rIde9ntaxcmukzd_dl23v2uv">
         <w:r>
           <w:rPr>
             <w:rStyle w:val="Hyperlink"/>
@@ -931,7 +931,7 @@
       <w:r>
         <w:t xml:space="preserve"> — créé — </w:t>
       </w:r>
-      <w:hyperlink w:history="1" r:id="rIdjgo6eiahijr-oxd3soo7h">
+      <w:hyperlink w:history="1" r:id="rId0dkh4cjttzsfco2wn07bn">
         <w:r>
           <w:rPr>
             <w:rStyle w:val="Hyperlink"/>
@@ -960,7 +960,7 @@
       <w:r>
         <w:t xml:space="preserve"> — modifié — </w:t>
       </w:r>
-      <w:hyperlink w:history="1" r:id="rIdp-92kvhdvgmzurappekyx">
+      <w:hyperlink w:history="1" r:id="rIddcwaqc_isumq6c4nevaeh">
         <w:r>
           <w:rPr>
             <w:rStyle w:val="Hyperlink"/>
@@ -997,7 +997,7 @@
       <w:r>
         <w:t xml:space="preserve"> — modifié — </w:t>
       </w:r>
-      <w:hyperlink w:history="1" r:id="rIdot8ekzevtpxvuftuj6afn">
+      <w:hyperlink w:history="1" r:id="rId-ua54hs4-szmzggboelbe">
         <w:r>
           <w:rPr>
             <w:rStyle w:val="Hyperlink"/>
@@ -1026,7 +1026,7 @@
       <w:r>
         <w:t xml:space="preserve"> — créé — </w:t>
       </w:r>
-      <w:hyperlink w:history="1" r:id="rIdgxiec1qrgnwphxa8eh99q">
+      <w:hyperlink w:history="1" r:id="rId6cw9bb6f4yof5yuycll5m">
         <w:r>
           <w:rPr>
             <w:rStyle w:val="Hyperlink"/>
@@ -1055,7 +1055,7 @@
       <w:r>
         <w:t xml:space="preserve"> — modifié — </w:t>
       </w:r>
-      <w:hyperlink w:history="1" r:id="rIdvwq0ndg-_eqbrbjyjwd0x">
+      <w:hyperlink w:history="1" r:id="rIdwwcvw5h09e0kv7k1gwwuy">
         <w:r>
           <w:rPr>
             <w:rStyle w:val="Hyperlink"/>
@@ -1092,7 +1092,7 @@
       <w:r>
         <w:t xml:space="preserve"> — modifié — </w:t>
       </w:r>
-      <w:hyperlink w:history="1" r:id="rId8k4cklr3pfjmkotgro9kz">
+      <w:hyperlink w:history="1" r:id="rIdzjemcaqb2fueucureniov">
         <w:r>
           <w:rPr>
             <w:rStyle w:val="Hyperlink"/>
@@ -1121,7 +1121,7 @@
       <w:r>
         <w:t xml:space="preserve"> — modifié — </w:t>
       </w:r>
-      <w:hyperlink w:history="1" r:id="rIdybpp1bdt6kyq4bcgyqmcp">
+      <w:hyperlink w:history="1" r:id="rIdhudkqyn3ndobyvycnlay9">
         <w:r>
           <w:rPr>
             <w:rStyle w:val="Hyperlink"/>

--- a/docs/developpement/phases/word/PHASE_16_CLICK_COLLECT_MOTEUR_DE_PRIX_ET_CATALOGUE.docx
+++ b/docs/developpement/phases/word/PHASE_16_CLICK_COLLECT_MOTEUR_DE_PRIX_ET_CATALOGUE.docx
@@ -18,9 +18,9 @@
         <w:shd w:fill="F6F3FF" w:color="auto" w:val="clear"/>
       </w:pPr>
       <w:r>
-        <w:t xml:space="preserve">FlaiX Expert · dossier de développement · généré le 2026-10-24 depuis le dépôt </w:t>
-      </w:r>
-      <w:hyperlink w:history="1" r:id="rIdglnfqlfjyxswzwwuptxzc">
+        <w:t xml:space="preserve">FlaiX Expert · dossier de développement · généré le 2026-10-25 depuis le dépôt </w:t>
+      </w:r>
+      <w:hyperlink w:history="1" r:id="rId4sqxlkxn40qdqyvhghn_f">
         <w:r>
           <w:rPr>
             <w:rStyle w:val="Hyperlink"/>
@@ -625,7 +625,7 @@
           <w:numId w:val="2"/>
         </w:numPr>
       </w:pPr>
-      <w:hyperlink w:history="1" r:id="rIdotr3qygxsak5-cbdckc5m">
+      <w:hyperlink w:history="1" r:id="rIdhnnwb3jrw9acotaztwty3">
         <w:r>
           <w:rPr>
             <w:rStyle w:val="Hyperlink"/>
@@ -645,7 +645,7 @@
           <w:numId w:val="2"/>
         </w:numPr>
       </w:pPr>
-      <w:hyperlink w:history="1" r:id="rIdutoksk9cb5mw0gmyahbkp">
+      <w:hyperlink w:history="1" r:id="rIdatduxjrhvedpbzezk3z11">
         <w:r>
           <w:rPr>
             <w:rStyle w:val="Hyperlink"/>
@@ -665,7 +665,7 @@
           <w:numId w:val="2"/>
         </w:numPr>
       </w:pPr>
-      <w:hyperlink w:history="1" r:id="rIdp13m4pdjm69n0bl1l_sbt">
+      <w:hyperlink w:history="1" r:id="rIdpeduvvkvbfdetgmgxzqty">
         <w:r>
           <w:rPr>
             <w:rStyle w:val="Hyperlink"/>
@@ -685,7 +685,7 @@
           <w:numId w:val="2"/>
         </w:numPr>
       </w:pPr>
-      <w:hyperlink w:history="1" r:id="rIdc22darw2pdtank2auwmm5">
+      <w:hyperlink w:history="1" r:id="rIdr2xz3s3kbnrcll-fukax0">
         <w:r>
           <w:rPr>
             <w:rStyle w:val="Hyperlink"/>
@@ -733,7 +733,7 @@
       <w:r>
         <w:t xml:space="preserve"> — créé — </w:t>
       </w:r>
-      <w:hyperlink w:history="1" r:id="rIdgg1fuugxdjk7h5ep9u04a">
+      <w:hyperlink w:history="1" r:id="rIdi5bnsnyotdntak-qh7uz0">
         <w:r>
           <w:rPr>
             <w:rStyle w:val="Hyperlink"/>
@@ -770,7 +770,7 @@
       <w:r>
         <w:t xml:space="preserve"> — créé — </w:t>
       </w:r>
-      <w:hyperlink w:history="1" r:id="rIdtmbqfzjescrxv7_na7yty">
+      <w:hyperlink w:history="1" r:id="rId9o2ban_-5bplufeinxved">
         <w:r>
           <w:rPr>
             <w:rStyle w:val="Hyperlink"/>
@@ -799,7 +799,7 @@
       <w:r>
         <w:t xml:space="preserve"> — créé — </w:t>
       </w:r>
-      <w:hyperlink w:history="1" r:id="rId1ibqtugbh79jlxpaudgvn">
+      <w:hyperlink w:history="1" r:id="rIdjslt0aikwekcrkxykebro">
         <w:r>
           <w:rPr>
             <w:rStyle w:val="Hyperlink"/>
@@ -836,7 +836,7 @@
       <w:r>
         <w:t xml:space="preserve"> — créé — </w:t>
       </w:r>
-      <w:hyperlink w:history="1" r:id="rIdfet5pxtaetisju01eoqmh">
+      <w:hyperlink w:history="1" r:id="rIdeuufriu4t2a82dgcdhu0j">
         <w:r>
           <w:rPr>
             <w:rStyle w:val="Hyperlink"/>
@@ -865,7 +865,7 @@
       <w:r>
         <w:t xml:space="preserve"> — modifié — </w:t>
       </w:r>
-      <w:hyperlink w:history="1" r:id="rIdgkouenhrkilzsphav7keo">
+      <w:hyperlink w:history="1" r:id="rIdzrepxjojneuwqh7unw892">
         <w:r>
           <w:rPr>
             <w:rStyle w:val="Hyperlink"/>
@@ -894,7 +894,7 @@
       <w:r>
         <w:t xml:space="preserve"> — modifié — </w:t>
       </w:r>
-      <w:hyperlink w:history="1" r:id="rIde9ntaxcmukzd_dl23v2uv">
+      <w:hyperlink w:history="1" r:id="rIdqgbkbnfotm2y4bvlewhje">
         <w:r>
           <w:rPr>
             <w:rStyle w:val="Hyperlink"/>
@@ -931,7 +931,7 @@
       <w:r>
         <w:t xml:space="preserve"> — créé — </w:t>
       </w:r>
-      <w:hyperlink w:history="1" r:id="rId0dkh4cjttzsfco2wn07bn">
+      <w:hyperlink w:history="1" r:id="rIdytj-_sqxikey_6ks09gza">
         <w:r>
           <w:rPr>
             <w:rStyle w:val="Hyperlink"/>
@@ -960,7 +960,7 @@
       <w:r>
         <w:t xml:space="preserve"> — modifié — </w:t>
       </w:r>
-      <w:hyperlink w:history="1" r:id="rIddcwaqc_isumq6c4nevaeh">
+      <w:hyperlink w:history="1" r:id="rIdelmv0tfwx_re2xm9_mu7l">
         <w:r>
           <w:rPr>
             <w:rStyle w:val="Hyperlink"/>
@@ -997,7 +997,7 @@
       <w:r>
         <w:t xml:space="preserve"> — modifié — </w:t>
       </w:r>
-      <w:hyperlink w:history="1" r:id="rId-ua54hs4-szmzggboelbe">
+      <w:hyperlink w:history="1" r:id="rIdirlfkqdqofjleknnapy0h">
         <w:r>
           <w:rPr>
             <w:rStyle w:val="Hyperlink"/>
@@ -1026,7 +1026,7 @@
       <w:r>
         <w:t xml:space="preserve"> — créé — </w:t>
       </w:r>
-      <w:hyperlink w:history="1" r:id="rId6cw9bb6f4yof5yuycll5m">
+      <w:hyperlink w:history="1" r:id="rIdd4nvdn3st31i3ire6i0aa">
         <w:r>
           <w:rPr>
             <w:rStyle w:val="Hyperlink"/>
@@ -1055,7 +1055,7 @@
       <w:r>
         <w:t xml:space="preserve"> — modifié — </w:t>
       </w:r>
-      <w:hyperlink w:history="1" r:id="rIdwwcvw5h09e0kv7k1gwwuy">
+      <w:hyperlink w:history="1" r:id="rId2czt_dcswkcnsdkhavhar">
         <w:r>
           <w:rPr>
             <w:rStyle w:val="Hyperlink"/>
@@ -1092,7 +1092,7 @@
       <w:r>
         <w:t xml:space="preserve"> — modifié — </w:t>
       </w:r>
-      <w:hyperlink w:history="1" r:id="rIdzjemcaqb2fueucureniov">
+      <w:hyperlink w:history="1" r:id="rIdxqoid-zlj4msifcsjffcl">
         <w:r>
           <w:rPr>
             <w:rStyle w:val="Hyperlink"/>
@@ -1121,7 +1121,7 @@
       <w:r>
         <w:t xml:space="preserve"> — modifié — </w:t>
       </w:r>
-      <w:hyperlink w:history="1" r:id="rIdhudkqyn3ndobyvycnlay9">
+      <w:hyperlink w:history="1" r:id="rIdz_omc20pyolayn3h2inhf">
         <w:r>
           <w:rPr>
             <w:rStyle w:val="Hyperlink"/>

--- a/docs/developpement/phases/word/PHASE_16_CLICK_COLLECT_MOTEUR_DE_PRIX_ET_CATALOGUE.docx
+++ b/docs/developpement/phases/word/PHASE_16_CLICK_COLLECT_MOTEUR_DE_PRIX_ET_CATALOGUE.docx
@@ -20,7 +20,7 @@
       <w:r>
         <w:t xml:space="preserve">FlaiX Expert · dossier de développement · généré le 2026-10-25 depuis le dépôt </w:t>
       </w:r>
-      <w:hyperlink w:history="1" r:id="rId4sqxlkxn40qdqyvhghn_f">
+      <w:hyperlink w:history="1" r:id="rId6nwgeuawnajcea3vzu0aw">
         <w:r>
           <w:rPr>
             <w:rStyle w:val="Hyperlink"/>
@@ -625,7 +625,7 @@
           <w:numId w:val="2"/>
         </w:numPr>
       </w:pPr>
-      <w:hyperlink w:history="1" r:id="rIdhnnwb3jrw9acotaztwty3">
+      <w:hyperlink w:history="1" r:id="rIdjn50rozhp-vnvkx3jider">
         <w:r>
           <w:rPr>
             <w:rStyle w:val="Hyperlink"/>
@@ -645,7 +645,7 @@
           <w:numId w:val="2"/>
         </w:numPr>
       </w:pPr>
-      <w:hyperlink w:history="1" r:id="rIdatduxjrhvedpbzezk3z11">
+      <w:hyperlink w:history="1" r:id="rIdewkf4wqvd6e39tbacrq3y">
         <w:r>
           <w:rPr>
             <w:rStyle w:val="Hyperlink"/>
@@ -665,7 +665,7 @@
           <w:numId w:val="2"/>
         </w:numPr>
       </w:pPr>
-      <w:hyperlink w:history="1" r:id="rIdpeduvvkvbfdetgmgxzqty">
+      <w:hyperlink w:history="1" r:id="rIdmvy-hg446d4lmngffqmct">
         <w:r>
           <w:rPr>
             <w:rStyle w:val="Hyperlink"/>
@@ -685,7 +685,7 @@
           <w:numId w:val="2"/>
         </w:numPr>
       </w:pPr>
-      <w:hyperlink w:history="1" r:id="rIdr2xz3s3kbnrcll-fukax0">
+      <w:hyperlink w:history="1" r:id="rIdp7lu8xk_tgndadjwg4tbd">
         <w:r>
           <w:rPr>
             <w:rStyle w:val="Hyperlink"/>
@@ -733,7 +733,7 @@
       <w:r>
         <w:t xml:space="preserve"> — créé — </w:t>
       </w:r>
-      <w:hyperlink w:history="1" r:id="rIdi5bnsnyotdntak-qh7uz0">
+      <w:hyperlink w:history="1" r:id="rIdq6ztzd6m9hefa2rkatikl">
         <w:r>
           <w:rPr>
             <w:rStyle w:val="Hyperlink"/>
@@ -770,7 +770,7 @@
       <w:r>
         <w:t xml:space="preserve"> — créé — </w:t>
       </w:r>
-      <w:hyperlink w:history="1" r:id="rId9o2ban_-5bplufeinxved">
+      <w:hyperlink w:history="1" r:id="rIdtlzr4mwju3xm7nhsztj9c">
         <w:r>
           <w:rPr>
             <w:rStyle w:val="Hyperlink"/>
@@ -799,7 +799,7 @@
       <w:r>
         <w:t xml:space="preserve"> — créé — </w:t>
       </w:r>
-      <w:hyperlink w:history="1" r:id="rIdjslt0aikwekcrkxykebro">
+      <w:hyperlink w:history="1" r:id="rId95wybmsemyoztybqultif">
         <w:r>
           <w:rPr>
             <w:rStyle w:val="Hyperlink"/>
@@ -836,7 +836,7 @@
       <w:r>
         <w:t xml:space="preserve"> — créé — </w:t>
       </w:r>
-      <w:hyperlink w:history="1" r:id="rIdeuufriu4t2a82dgcdhu0j">
+      <w:hyperlink w:history="1" r:id="rId1mvpzyznjenzmug5rennu">
         <w:r>
           <w:rPr>
             <w:rStyle w:val="Hyperlink"/>
@@ -865,7 +865,7 @@
       <w:r>
         <w:t xml:space="preserve"> — modifié — </w:t>
       </w:r>
-      <w:hyperlink w:history="1" r:id="rIdzrepxjojneuwqh7unw892">
+      <w:hyperlink w:history="1" r:id="rIdtlvdd94ntzki7gpwhtkki">
         <w:r>
           <w:rPr>
             <w:rStyle w:val="Hyperlink"/>
@@ -894,7 +894,7 @@
       <w:r>
         <w:t xml:space="preserve"> — modifié — </w:t>
       </w:r>
-      <w:hyperlink w:history="1" r:id="rIdqgbkbnfotm2y4bvlewhje">
+      <w:hyperlink w:history="1" r:id="rId97ptmsoy5uroqqamavzuw">
         <w:r>
           <w:rPr>
             <w:rStyle w:val="Hyperlink"/>
@@ -931,7 +931,7 @@
       <w:r>
         <w:t xml:space="preserve"> — créé — </w:t>
       </w:r>
-      <w:hyperlink w:history="1" r:id="rIdytj-_sqxikey_6ks09gza">
+      <w:hyperlink w:history="1" r:id="rIdmg4-jjgu0q4b_ilaq-u93">
         <w:r>
           <w:rPr>
             <w:rStyle w:val="Hyperlink"/>
@@ -960,7 +960,7 @@
       <w:r>
         <w:t xml:space="preserve"> — modifié — </w:t>
       </w:r>
-      <w:hyperlink w:history="1" r:id="rIdelmv0tfwx_re2xm9_mu7l">
+      <w:hyperlink w:history="1" r:id="rIdtpa-ejdvqdl5k5hl9rggp">
         <w:r>
           <w:rPr>
             <w:rStyle w:val="Hyperlink"/>
@@ -997,7 +997,7 @@
       <w:r>
         <w:t xml:space="preserve"> — modifié — </w:t>
       </w:r>
-      <w:hyperlink w:history="1" r:id="rIdirlfkqdqofjleknnapy0h">
+      <w:hyperlink w:history="1" r:id="rIdcuv9mb5uwhjbnlxjj3fmr">
         <w:r>
           <w:rPr>
             <w:rStyle w:val="Hyperlink"/>
@@ -1026,7 +1026,7 @@
       <w:r>
         <w:t xml:space="preserve"> — créé — </w:t>
       </w:r>
-      <w:hyperlink w:history="1" r:id="rIdd4nvdn3st31i3ire6i0aa">
+      <w:hyperlink w:history="1" r:id="rId-gkgg8zxhbcvrtfiuqikd">
         <w:r>
           <w:rPr>
             <w:rStyle w:val="Hyperlink"/>
@@ -1055,7 +1055,7 @@
       <w:r>
         <w:t xml:space="preserve"> — modifié — </w:t>
       </w:r>
-      <w:hyperlink w:history="1" r:id="rId2czt_dcswkcnsdkhavhar">
+      <w:hyperlink w:history="1" r:id="rId_yleo57jojnbhixysivzk">
         <w:r>
           <w:rPr>
             <w:rStyle w:val="Hyperlink"/>
@@ -1092,7 +1092,7 @@
       <w:r>
         <w:t xml:space="preserve"> — modifié — </w:t>
       </w:r>
-      <w:hyperlink w:history="1" r:id="rIdxqoid-zlj4msifcsjffcl">
+      <w:hyperlink w:history="1" r:id="rIdyf_ffd6qrpos8clw8nyyt">
         <w:r>
           <w:rPr>
             <w:rStyle w:val="Hyperlink"/>
@@ -1121,7 +1121,7 @@
       <w:r>
         <w:t xml:space="preserve"> — modifié — </w:t>
       </w:r>
-      <w:hyperlink w:history="1" r:id="rIdz_omc20pyolayn3h2inhf">
+      <w:hyperlink w:history="1" r:id="rId24bj6p_s4l1hdsykjbqjq">
         <w:r>
           <w:rPr>
             <w:rStyle w:val="Hyperlink"/>

--- a/docs/developpement/phases/word/PHASE_16_CLICK_COLLECT_MOTEUR_DE_PRIX_ET_CATALOGUE.docx
+++ b/docs/developpement/phases/word/PHASE_16_CLICK_COLLECT_MOTEUR_DE_PRIX_ET_CATALOGUE.docx
@@ -20,7 +20,7 @@
       <w:r>
         <w:t xml:space="preserve">FlaiX Expert · dossier de développement · généré le 2026-10-25 depuis le dépôt </w:t>
       </w:r>
-      <w:hyperlink w:history="1" r:id="rId6nwgeuawnajcea3vzu0aw">
+      <w:hyperlink w:history="1" r:id="rIdv5jzebctpupwl2xc0sqey">
         <w:r>
           <w:rPr>
             <w:rStyle w:val="Hyperlink"/>
@@ -625,7 +625,7 @@
           <w:numId w:val="2"/>
         </w:numPr>
       </w:pPr>
-      <w:hyperlink w:history="1" r:id="rIdjn50rozhp-vnvkx3jider">
+      <w:hyperlink w:history="1" r:id="rIdonlth5ocogwi1shmdtj01">
         <w:r>
           <w:rPr>
             <w:rStyle w:val="Hyperlink"/>
@@ -645,7 +645,7 @@
           <w:numId w:val="2"/>
         </w:numPr>
       </w:pPr>
-      <w:hyperlink w:history="1" r:id="rIdewkf4wqvd6e39tbacrq3y">
+      <w:hyperlink w:history="1" r:id="rIda1akmfijgmf5f_gsmsis-">
         <w:r>
           <w:rPr>
             <w:rStyle w:val="Hyperlink"/>
@@ -665,7 +665,7 @@
           <w:numId w:val="2"/>
         </w:numPr>
       </w:pPr>
-      <w:hyperlink w:history="1" r:id="rIdmvy-hg446d4lmngffqmct">
+      <w:hyperlink w:history="1" r:id="rIdgw6hx5t-m8mt0uurlvp8g">
         <w:r>
           <w:rPr>
             <w:rStyle w:val="Hyperlink"/>
@@ -685,7 +685,7 @@
           <w:numId w:val="2"/>
         </w:numPr>
       </w:pPr>
-      <w:hyperlink w:history="1" r:id="rIdp7lu8xk_tgndadjwg4tbd">
+      <w:hyperlink w:history="1" r:id="rIdgob2_579blrywbkvajoo_">
         <w:r>
           <w:rPr>
             <w:rStyle w:val="Hyperlink"/>
@@ -733,7 +733,7 @@
       <w:r>
         <w:t xml:space="preserve"> — créé — </w:t>
       </w:r>
-      <w:hyperlink w:history="1" r:id="rIdq6ztzd6m9hefa2rkatikl">
+      <w:hyperlink w:history="1" r:id="rIdaubvarkbzb22wk2xlozxw">
         <w:r>
           <w:rPr>
             <w:rStyle w:val="Hyperlink"/>
@@ -770,7 +770,7 @@
       <w:r>
         <w:t xml:space="preserve"> — créé — </w:t>
       </w:r>
-      <w:hyperlink w:history="1" r:id="rIdtlzr4mwju3xm7nhsztj9c">
+      <w:hyperlink w:history="1" r:id="rIdwornxfspiu2agmuko1nfs">
         <w:r>
           <w:rPr>
             <w:rStyle w:val="Hyperlink"/>
@@ -799,7 +799,7 @@
       <w:r>
         <w:t xml:space="preserve"> — créé — </w:t>
       </w:r>
-      <w:hyperlink w:history="1" r:id="rId95wybmsemyoztybqultif">
+      <w:hyperlink w:history="1" r:id="rIdcgbkuwnrpd0x32ccesnuz">
         <w:r>
           <w:rPr>
             <w:rStyle w:val="Hyperlink"/>
@@ -836,7 +836,7 @@
       <w:r>
         <w:t xml:space="preserve"> — créé — </w:t>
       </w:r>
-      <w:hyperlink w:history="1" r:id="rId1mvpzyznjenzmug5rennu">
+      <w:hyperlink w:history="1" r:id="rId9hyzarjrptlomxepc9jkx">
         <w:r>
           <w:rPr>
             <w:rStyle w:val="Hyperlink"/>
@@ -865,7 +865,7 @@
       <w:r>
         <w:t xml:space="preserve"> — modifié — </w:t>
       </w:r>
-      <w:hyperlink w:history="1" r:id="rIdtlvdd94ntzki7gpwhtkki">
+      <w:hyperlink w:history="1" r:id="rId0xfrti_ouvglyhwe0eip3">
         <w:r>
           <w:rPr>
             <w:rStyle w:val="Hyperlink"/>
@@ -894,7 +894,7 @@
       <w:r>
         <w:t xml:space="preserve"> — modifié — </w:t>
       </w:r>
-      <w:hyperlink w:history="1" r:id="rId97ptmsoy5uroqqamavzuw">
+      <w:hyperlink w:history="1" r:id="rIdv-bjz_z8nr29sjnyyo4zj">
         <w:r>
           <w:rPr>
             <w:rStyle w:val="Hyperlink"/>
@@ -931,7 +931,7 @@
       <w:r>
         <w:t xml:space="preserve"> — créé — </w:t>
       </w:r>
-      <w:hyperlink w:history="1" r:id="rIdmg4-jjgu0q4b_ilaq-u93">
+      <w:hyperlink w:history="1" r:id="rIdrhaiff_4rovql64ylzvvv">
         <w:r>
           <w:rPr>
             <w:rStyle w:val="Hyperlink"/>
@@ -960,7 +960,7 @@
       <w:r>
         <w:t xml:space="preserve"> — modifié — </w:t>
       </w:r>
-      <w:hyperlink w:history="1" r:id="rIdtpa-ejdvqdl5k5hl9rggp">
+      <w:hyperlink w:history="1" r:id="rIdlwanhqi3s6ikt2my2_c2n">
         <w:r>
           <w:rPr>
             <w:rStyle w:val="Hyperlink"/>
@@ -997,7 +997,7 @@
       <w:r>
         <w:t xml:space="preserve"> — modifié — </w:t>
       </w:r>
-      <w:hyperlink w:history="1" r:id="rIdcuv9mb5uwhjbnlxjj3fmr">
+      <w:hyperlink w:history="1" r:id="rIdijgjq-hcuteheecirfv5e">
         <w:r>
           <w:rPr>
             <w:rStyle w:val="Hyperlink"/>
@@ -1026,7 +1026,7 @@
       <w:r>
         <w:t xml:space="preserve"> — créé — </w:t>
       </w:r>
-      <w:hyperlink w:history="1" r:id="rId-gkgg8zxhbcvrtfiuqikd">
+      <w:hyperlink w:history="1" r:id="rIdspunad6odedna-tktgsep">
         <w:r>
           <w:rPr>
             <w:rStyle w:val="Hyperlink"/>
@@ -1055,7 +1055,7 @@
       <w:r>
         <w:t xml:space="preserve"> — modifié — </w:t>
       </w:r>
-      <w:hyperlink w:history="1" r:id="rId_yleo57jojnbhixysivzk">
+      <w:hyperlink w:history="1" r:id="rIdunhlce-2ypotpjy3ocoik">
         <w:r>
           <w:rPr>
             <w:rStyle w:val="Hyperlink"/>
@@ -1092,7 +1092,7 @@
       <w:r>
         <w:t xml:space="preserve"> — modifié — </w:t>
       </w:r>
-      <w:hyperlink w:history="1" r:id="rIdyf_ffd6qrpos8clw8nyyt">
+      <w:hyperlink w:history="1" r:id="rIdl8kyuki-jo1qtyqr6kuhs">
         <w:r>
           <w:rPr>
             <w:rStyle w:val="Hyperlink"/>
@@ -1121,7 +1121,7 @@
       <w:r>
         <w:t xml:space="preserve"> — modifié — </w:t>
       </w:r>
-      <w:hyperlink w:history="1" r:id="rId24bj6p_s4l1hdsykjbqjq">
+      <w:hyperlink w:history="1" r:id="rIdi7aks0hh6nlgsmg_4s9xo">
         <w:r>
           <w:rPr>
             <w:rStyle w:val="Hyperlink"/>
